--- a/t05_s5.docx
+++ b/t05_s5.docx
@@ -3,2168 +3,1698 @@
 <w:document xmlns:wpc="http://schemas.microsoft.com/office/word/2010/wordprocessingCanvas" xmlns:mo="http://schemas.microsoft.com/office/mac/office/2008/main" xmlns:mc="http://schemas.openxmlformats.org/markup-compatibility/2006" xmlns:mv="urn:schemas-microsoft-com:mac:vml" xmlns:o="urn:schemas-microsoft-com:office:office" xmlns:r="http://schemas.openxmlformats.org/officeDocument/2006/relationships" xmlns:m="http://schemas.openxmlformats.org/officeDocument/2006/math" xmlns:v="urn:schemas-microsoft-com:vml" xmlns:wp14="http://schemas.microsoft.com/office/word/2010/wordprocessingDrawing" xmlns:wp="http://schemas.openxmlformats.org/drawingml/2006/wordprocessingDrawing" xmlns:w10="urn:schemas-microsoft-com:office:word" xmlns:w="http://schemas.openxmlformats.org/wordprocessingml/2006/main" xmlns:w14="http://schemas.microsoft.com/office/word/2010/wordml" xmlns:wpg="http://schemas.microsoft.com/office/word/2010/wordprocessingGroup" xmlns:wpi="http://schemas.microsoft.com/office/word/2010/wordprocessingInk" xmlns:wne="http://schemas.microsoft.com/office/word/2006/wordml" xmlns:wps="http://schemas.microsoft.com/office/word/2010/wordprocessingShape" mc:Ignorable="w14 wp14">
   <w:body>
     <w:p>
-      <w:pPr>
-        <w:spacing w:after="20" w:before="120"/>
-      </w:pPr>
-      <w:r>
-        <w:rPr>
-          <w:b/>
-          <w:sz w:val="22"/>
-        </w:rPr>
-        <w:t>Question: An online seller lists a bag at Rs 2000 with a 20% discount, and then offers an additional 10% discount at checkout. What is the final selling price?</w:t>
-      </w:r>
-    </w:p>
-    <w:p>
-      <w:pPr>
-        <w:spacing w:after="0" w:before="0"/>
-      </w:pPr>
-      <w:r>
-        <w:rPr>
-          <w:b w:val="0"/>
-          <w:sz w:val="22"/>
-        </w:rPr>
-        <w:t>(a) Rs 1440</w:t>
-      </w:r>
-    </w:p>
-    <w:p>
-      <w:pPr>
-        <w:spacing w:after="0" w:before="0"/>
-      </w:pPr>
-      <w:r>
-        <w:rPr>
-          <w:b w:val="0"/>
-          <w:sz w:val="22"/>
-        </w:rPr>
-        <w:t>(b) Rs 1320</w:t>
-      </w:r>
-    </w:p>
-    <w:p>
-      <w:pPr>
-        <w:spacing w:after="0" w:before="0"/>
-      </w:pPr>
-      <w:r>
-        <w:rPr>
-          <w:b w:val="0"/>
-          <w:sz w:val="22"/>
-        </w:rPr>
-        <w:t>(c) Rs 1600</w:t>
-      </w:r>
-    </w:p>
-    <w:p>
-      <w:pPr>
-        <w:spacing w:after="0" w:before="0"/>
-      </w:pPr>
-      <w:r>
-        <w:rPr>
-          <w:b w:val="0"/>
-          <w:sz w:val="22"/>
-        </w:rPr>
-        <w:t>(d) Rs 1200</w:t>
-      </w:r>
-    </w:p>
-    <w:p>
-      <w:pPr>
-        <w:spacing w:after="0" w:before="40"/>
-      </w:pPr>
-      <w:r>
-        <w:rPr>
-          <w:b/>
-          <w:sz w:val="22"/>
-        </w:rPr>
-        <w:t>Answer: a</w:t>
-      </w:r>
-    </w:p>
-    <w:p>
-      <w:pPr>
-        <w:spacing w:after="0" w:before="0"/>
-      </w:pPr>
-      <w:r>
-        <w:rPr>
-          <w:b w:val="0"/>
-          <w:sz w:val="21"/>
-        </w:rPr>
-        <w:t>Solution: After the first 20% discount the price is Rs 1600; after a further 10% discount: 1600 × 0.9 = Rs 1440.</w:t>
-      </w:r>
-    </w:p>
-    <w:p>
-      <w:pPr>
-        <w:spacing w:after="0" w:before="0"/>
-      </w:pPr>
-      <w:r>
-        <w:rPr>
-          <w:b w:val="0"/>
-          <w:sz w:val="20"/>
-        </w:rPr>
-        <w:t>Positive Marks: 1</w:t>
-      </w:r>
-    </w:p>
-    <w:p>
-      <w:pPr>
-        <w:spacing w:after="160" w:before="0"/>
-      </w:pPr>
-      <w:r>
-        <w:rPr>
-          <w:b w:val="0"/>
-          <w:sz w:val="20"/>
-        </w:rPr>
-        <w:t>Negative Marks: 0.25</w:t>
-      </w:r>
-    </w:p>
-    <w:p>
-      <w:pPr>
-        <w:spacing w:after="20" w:before="120"/>
-      </w:pPr>
-      <w:r>
-        <w:rPr>
-          <w:b/>
-          <w:sz w:val="22"/>
-        </w:rPr>
-        <w:t>Question: In a queue, A is 5th from the front and B is 6th from the back, with 4 people between them. How many people are in the queue?</w:t>
-      </w:r>
-    </w:p>
-    <w:p>
-      <w:pPr>
-        <w:spacing w:after="0" w:before="0"/>
-      </w:pPr>
-      <w:r>
-        <w:rPr>
-          <w:b w:val="0"/>
-          <w:sz w:val="22"/>
-        </w:rPr>
-        <w:t>(a) 14</w:t>
-      </w:r>
-    </w:p>
-    <w:p>
-      <w:pPr>
-        <w:spacing w:after="0" w:before="0"/>
-      </w:pPr>
-      <w:r>
-        <w:rPr>
-          <w:b w:val="0"/>
-          <w:sz w:val="22"/>
-        </w:rPr>
-        <w:t>(b) 15</w:t>
-      </w:r>
-    </w:p>
-    <w:p>
-      <w:pPr>
-        <w:spacing w:after="0" w:before="0"/>
-      </w:pPr>
-      <w:r>
-        <w:rPr>
-          <w:b w:val="0"/>
-          <w:sz w:val="22"/>
-        </w:rPr>
-        <w:t>(c) 16</w:t>
-      </w:r>
-    </w:p>
-    <w:p>
-      <w:pPr>
-        <w:spacing w:after="0" w:before="0"/>
-      </w:pPr>
-      <w:r>
-        <w:rPr>
-          <w:b w:val="0"/>
-          <w:sz w:val="22"/>
-        </w:rPr>
-        <w:t>(d) 13</w:t>
-      </w:r>
-    </w:p>
-    <w:p>
-      <w:pPr>
-        <w:spacing w:after="0" w:before="40"/>
-      </w:pPr>
-      <w:r>
-        <w:rPr>
-          <w:b/>
-          <w:sz w:val="22"/>
-        </w:rPr>
-        <w:t>Answer: b</w:t>
-      </w:r>
-    </w:p>
-    <w:p>
-      <w:pPr>
-        <w:spacing w:after="0" w:before="0"/>
-      </w:pPr>
-      <w:r>
-        <w:rPr>
-          <w:b w:val="0"/>
-          <w:sz w:val="21"/>
-        </w:rPr>
-        <w:t>Solution: Total = 5 + 4 + 6 = 15.</w:t>
-      </w:r>
-    </w:p>
-    <w:p>
-      <w:pPr>
-        <w:spacing w:after="0" w:before="0"/>
-      </w:pPr>
-      <w:r>
-        <w:rPr>
-          <w:b w:val="0"/>
-          <w:sz w:val="20"/>
-        </w:rPr>
-        <w:t>Positive Marks: 1</w:t>
-      </w:r>
-    </w:p>
-    <w:p>
-      <w:pPr>
-        <w:spacing w:after="160" w:before="0"/>
-      </w:pPr>
-      <w:r>
-        <w:rPr>
-          <w:b w:val="0"/>
-          <w:sz w:val="20"/>
-        </w:rPr>
-        <w:t>Negative Marks: 0.25</w:t>
-      </w:r>
-    </w:p>
-    <w:p>
-      <w:pPr>
-        <w:spacing w:after="20" w:before="120"/>
-      </w:pPr>
-      <w:r>
-        <w:rPr>
-          <w:b/>
-          <w:sz w:val="22"/>
-        </w:rPr>
-        <w:t>Question: The Olympic motto 'Citius, Altius, Fortius' means:</w:t>
-      </w:r>
-    </w:p>
-    <w:p>
-      <w:pPr>
-        <w:spacing w:after="0" w:before="0"/>
-      </w:pPr>
-      <w:r>
-        <w:rPr>
-          <w:b w:val="0"/>
-          <w:sz w:val="22"/>
-        </w:rPr>
-        <w:t>(a) Faster, Longer, Stronger</w:t>
-      </w:r>
-    </w:p>
-    <w:p>
-      <w:pPr>
-        <w:spacing w:after="0" w:before="0"/>
-      </w:pPr>
-      <w:r>
-        <w:rPr>
-          <w:b w:val="0"/>
-          <w:sz w:val="22"/>
-        </w:rPr>
-        <w:t>(b) Higher, Faster, Together</w:t>
-      </w:r>
-    </w:p>
-    <w:p>
-      <w:pPr>
-        <w:spacing w:after="0" w:before="0"/>
-      </w:pPr>
-      <w:r>
-        <w:rPr>
-          <w:b w:val="0"/>
-          <w:sz w:val="22"/>
-        </w:rPr>
-        <w:t>(c) Faster, Higher, Stronger</w:t>
-      </w:r>
-    </w:p>
-    <w:p>
-      <w:pPr>
-        <w:spacing w:after="0" w:before="0"/>
-      </w:pPr>
-      <w:r>
-        <w:rPr>
-          <w:b w:val="0"/>
-          <w:sz w:val="22"/>
-        </w:rPr>
-        <w:t>(d) Swifter, Higher, Braver</w:t>
-      </w:r>
-    </w:p>
-    <w:p>
-      <w:pPr>
-        <w:spacing w:after="0" w:before="40"/>
-      </w:pPr>
-      <w:r>
-        <w:rPr>
-          <w:b/>
-          <w:sz w:val="22"/>
-        </w:rPr>
-        <w:t>Answer: c</w:t>
-      </w:r>
-    </w:p>
-    <w:p>
-      <w:pPr>
-        <w:spacing w:after="0" w:before="0"/>
-      </w:pPr>
-      <w:r>
-        <w:rPr>
-          <w:b w:val="0"/>
-          <w:sz w:val="21"/>
-        </w:rPr>
-        <w:t>Solution: The Olympic motto is Latin for 'Faster, Higher, Stronger' (2021 addition: 'Together').</w:t>
-      </w:r>
-    </w:p>
-    <w:p>
-      <w:pPr>
-        <w:spacing w:after="0" w:before="0"/>
-      </w:pPr>
-      <w:r>
-        <w:rPr>
-          <w:b w:val="0"/>
-          <w:sz w:val="20"/>
-        </w:rPr>
-        <w:t>Positive Marks: 1</w:t>
-      </w:r>
-    </w:p>
-    <w:p>
-      <w:pPr>
-        <w:spacing w:after="160" w:before="0"/>
-      </w:pPr>
-      <w:r>
-        <w:rPr>
-          <w:b w:val="0"/>
-          <w:sz w:val="20"/>
-        </w:rPr>
-        <w:t>Negative Marks: 0.25</w:t>
-      </w:r>
-    </w:p>
-    <w:p>
-      <w:pPr>
-        <w:spacing w:after="20" w:before="120"/>
-      </w:pPr>
-      <w:r>
-        <w:rPr>
-          <w:b/>
-          <w:sz w:val="22"/>
-        </w:rPr>
-        <w:t>Question: Amit is the brother of Sunita, and Sunita is the daughter of Ramesh. How is Amit related to Ramesh?</w:t>
-      </w:r>
-    </w:p>
-    <w:p>
-      <w:pPr>
-        <w:spacing w:after="0" w:before="0"/>
-      </w:pPr>
-      <w:r>
-        <w:rPr>
-          <w:b w:val="0"/>
-          <w:sz w:val="22"/>
-        </w:rPr>
-        <w:t>(a) Son</w:t>
-      </w:r>
-    </w:p>
-    <w:p>
-      <w:pPr>
-        <w:spacing w:after="0" w:before="0"/>
-      </w:pPr>
-      <w:r>
-        <w:rPr>
-          <w:b w:val="0"/>
-          <w:sz w:val="22"/>
-        </w:rPr>
-        <w:t>(b) Brother</w:t>
-      </w:r>
-    </w:p>
-    <w:p>
-      <w:pPr>
-        <w:spacing w:after="0" w:before="0"/>
-      </w:pPr>
-      <w:r>
-        <w:rPr>
-          <w:b w:val="0"/>
-          <w:sz w:val="22"/>
-        </w:rPr>
-        <w:t>(c) Nephew</w:t>
-      </w:r>
-    </w:p>
-    <w:p>
-      <w:pPr>
-        <w:spacing w:after="0" w:before="0"/>
-      </w:pPr>
-      <w:r>
-        <w:rPr>
-          <w:b w:val="0"/>
-          <w:sz w:val="22"/>
-        </w:rPr>
-        <w:t>(d) Cousin</w:t>
-      </w:r>
-    </w:p>
-    <w:p>
-      <w:pPr>
-        <w:spacing w:after="0" w:before="40"/>
-      </w:pPr>
-      <w:r>
-        <w:rPr>
-          <w:b/>
-          <w:sz w:val="22"/>
-        </w:rPr>
-        <w:t>Answer: a</w:t>
-      </w:r>
-    </w:p>
-    <w:p>
-      <w:pPr>
-        <w:spacing w:after="0" w:before="0"/>
-      </w:pPr>
-      <w:r>
-        <w:rPr>
-          <w:b w:val="0"/>
-          <w:sz w:val="21"/>
-        </w:rPr>
-        <w:t>Solution: Amit and Sunita are siblings; Sunita's father Ramesh is therefore Amit's father - Amit is his son.</w:t>
-      </w:r>
-    </w:p>
-    <w:p>
-      <w:pPr>
-        <w:spacing w:after="0" w:before="0"/>
-      </w:pPr>
-      <w:r>
-        <w:rPr>
-          <w:b w:val="0"/>
-          <w:sz w:val="20"/>
-        </w:rPr>
-        <w:t>Positive Marks: 1</w:t>
-      </w:r>
-    </w:p>
-    <w:p>
-      <w:pPr>
-        <w:spacing w:after="160" w:before="0"/>
-      </w:pPr>
-      <w:r>
-        <w:rPr>
-          <w:b w:val="0"/>
-          <w:sz w:val="20"/>
-        </w:rPr>
-        <w:t>Negative Marks: 0.25</w:t>
-      </w:r>
-    </w:p>
-    <w:p>
-      <w:pPr>
-        <w:spacing w:after="20" w:before="120"/>
-      </w:pPr>
-      <w:r>
-        <w:rPr>
-          <w:b/>
-          <w:sz w:val="22"/>
-        </w:rPr>
-        <w:t>Question: Which Indian state became the first to implement the Uniform Civil Code (UCC) in 2024?</w:t>
-      </w:r>
-    </w:p>
-    <w:p>
-      <w:pPr>
-        <w:spacing w:after="0" w:before="0"/>
-      </w:pPr>
-      <w:r>
-        <w:rPr>
-          <w:b w:val="0"/>
-          <w:sz w:val="22"/>
-        </w:rPr>
-        <w:t>(a) Goa</w:t>
-      </w:r>
-    </w:p>
-    <w:p>
-      <w:pPr>
-        <w:spacing w:after="0" w:before="0"/>
-      </w:pPr>
-      <w:r>
-        <w:rPr>
-          <w:b w:val="0"/>
-          <w:sz w:val="22"/>
-        </w:rPr>
-        <w:t>(b) Uttarakhand</w:t>
-      </w:r>
-    </w:p>
-    <w:p>
-      <w:pPr>
-        <w:spacing w:after="0" w:before="0"/>
-      </w:pPr>
-      <w:r>
-        <w:rPr>
-          <w:b w:val="0"/>
-          <w:sz w:val="22"/>
-        </w:rPr>
-        <w:t>(c) Himachal Pradesh</w:t>
-      </w:r>
-    </w:p>
-    <w:p>
-      <w:pPr>
-        <w:spacing w:after="0" w:before="0"/>
-      </w:pPr>
-      <w:r>
-        <w:rPr>
-          <w:b w:val="0"/>
-          <w:sz w:val="22"/>
-        </w:rPr>
-        <w:t>(d) Gujarat</w:t>
-      </w:r>
-    </w:p>
-    <w:p>
-      <w:pPr>
-        <w:spacing w:after="0" w:before="40"/>
-      </w:pPr>
-      <w:r>
-        <w:rPr>
-          <w:b/>
-          <w:sz w:val="22"/>
-        </w:rPr>
-        <w:t>Answer: b</w:t>
-      </w:r>
-    </w:p>
-    <w:p>
-      <w:pPr>
-        <w:spacing w:after="0" w:before="0"/>
-      </w:pPr>
-      <w:r>
-        <w:rPr>
-          <w:b w:val="0"/>
-          <w:sz w:val="21"/>
-        </w:rPr>
-        <w:t>Solution: Uttarakhand became the first state to implement the Uniform Civil Code in 2024.</w:t>
-      </w:r>
-    </w:p>
-    <w:p>
-      <w:pPr>
-        <w:spacing w:after="0" w:before="0"/>
-      </w:pPr>
-      <w:r>
-        <w:rPr>
-          <w:b w:val="0"/>
-          <w:sz w:val="20"/>
-        </w:rPr>
-        <w:t>Positive Marks: 1</w:t>
-      </w:r>
-    </w:p>
-    <w:p>
-      <w:pPr>
-        <w:spacing w:after="160" w:before="0"/>
-      </w:pPr>
-      <w:r>
-        <w:rPr>
-          <w:b w:val="0"/>
-          <w:sz w:val="20"/>
-        </w:rPr>
-        <w:t>Negative Marks: 0.25</w:t>
-      </w:r>
-    </w:p>
-    <w:p>
-      <w:pPr>
-        <w:spacing w:after="20" w:before="120"/>
-      </w:pPr>
-      <w:r>
-        <w:rPr>
-          <w:b/>
-          <w:sz w:val="22"/>
-        </w:rPr>
-        <w:t>Question: Punjab is also known as the "Land of five rivers". which one is not part of these 5 rivers?</w:t>
-      </w:r>
-    </w:p>
-    <w:p>
-      <w:pPr>
-        <w:spacing w:after="0" w:before="0"/>
-      </w:pPr>
-      <w:r>
-        <w:rPr>
-          <w:b w:val="0"/>
-          <w:sz w:val="22"/>
-        </w:rPr>
-        <w:t>(a) Ravi</w:t>
-      </w:r>
-    </w:p>
-    <w:p>
-      <w:pPr>
-        <w:spacing w:after="0" w:before="0"/>
-      </w:pPr>
-      <w:r>
-        <w:rPr>
-          <w:b w:val="0"/>
-          <w:sz w:val="22"/>
-        </w:rPr>
-        <w:t>(b) Jhelum</w:t>
-      </w:r>
-    </w:p>
-    <w:p>
-      <w:pPr>
-        <w:spacing w:after="0" w:before="0"/>
-      </w:pPr>
-      <w:r>
-        <w:rPr>
-          <w:b w:val="0"/>
-          <w:sz w:val="22"/>
-        </w:rPr>
-        <w:t>(c) Yamuna</w:t>
-      </w:r>
-    </w:p>
-    <w:p>
-      <w:pPr>
-        <w:spacing w:after="0" w:before="0"/>
-      </w:pPr>
-      <w:r>
-        <w:rPr>
-          <w:b w:val="0"/>
-          <w:sz w:val="22"/>
-        </w:rPr>
-        <w:t>(d) Sutlej</w:t>
-      </w:r>
-    </w:p>
-    <w:p>
-      <w:pPr>
-        <w:spacing w:after="0" w:before="40"/>
-      </w:pPr>
-      <w:r>
-        <w:rPr>
-          <w:b/>
-          <w:sz w:val="22"/>
-        </w:rPr>
-        <w:t>Answer: c</w:t>
-      </w:r>
-    </w:p>
-    <w:p>
-      <w:pPr>
-        <w:spacing w:after="0" w:before="0"/>
-      </w:pPr>
-      <w:r>
-        <w:rPr>
-          <w:b w:val="0"/>
-          <w:sz w:val="21"/>
-        </w:rPr>
-        <w:t>Solution: The five rivers of Punjab are Sutlej, Beas, Ravi, Jhelum and Chenab; the Yamuna is not one of them.</w:t>
-      </w:r>
-    </w:p>
-    <w:p>
-      <w:pPr>
-        <w:spacing w:after="0" w:before="0"/>
-      </w:pPr>
-      <w:r>
-        <w:rPr>
-          <w:b w:val="0"/>
-          <w:sz w:val="20"/>
-        </w:rPr>
-        <w:t>Positive Marks: 1</w:t>
-      </w:r>
-    </w:p>
-    <w:p>
-      <w:pPr>
-        <w:spacing w:after="160" w:before="0"/>
-      </w:pPr>
-      <w:r>
-        <w:rPr>
-          <w:b w:val="0"/>
-          <w:sz w:val="20"/>
-        </w:rPr>
-        <w:t>Negative Marks: 0.25</w:t>
-      </w:r>
-    </w:p>
-    <w:p>
-      <w:pPr>
-        <w:spacing w:after="20" w:before="120"/>
-      </w:pPr>
-      <w:r>
-        <w:rPr>
-          <w:b/>
-          <w:sz w:val="22"/>
-        </w:rPr>
-        <w:t>Question: The first Indian to go into space was:</w:t>
-      </w:r>
-    </w:p>
-    <w:p>
-      <w:pPr>
-        <w:spacing w:after="0" w:before="0"/>
-      </w:pPr>
-      <w:r>
-        <w:rPr>
-          <w:b w:val="0"/>
-          <w:sz w:val="22"/>
-        </w:rPr>
-        <w:t>(a) Rakesh Sharma</w:t>
-      </w:r>
-    </w:p>
-    <w:p>
-      <w:pPr>
-        <w:spacing w:after="0" w:before="0"/>
-      </w:pPr>
-      <w:r>
-        <w:rPr>
-          <w:b w:val="0"/>
-          <w:sz w:val="22"/>
-        </w:rPr>
-        <w:t>(b) Sunita Williams</w:t>
-      </w:r>
-    </w:p>
-    <w:p>
-      <w:pPr>
-        <w:spacing w:after="0" w:before="0"/>
-      </w:pPr>
-      <w:r>
-        <w:rPr>
-          <w:b w:val="0"/>
-          <w:sz w:val="22"/>
-        </w:rPr>
-        <w:t>(c) Kalpana Chawla</w:t>
-      </w:r>
-    </w:p>
-    <w:p>
-      <w:pPr>
-        <w:spacing w:after="0" w:before="0"/>
-      </w:pPr>
-      <w:r>
-        <w:rPr>
-          <w:b w:val="0"/>
-          <w:sz w:val="22"/>
-        </w:rPr>
-        <w:t>(d) Vikram Sarabhai</w:t>
-      </w:r>
-    </w:p>
-    <w:p>
-      <w:pPr>
-        <w:spacing w:after="0" w:before="40"/>
-      </w:pPr>
-      <w:r>
-        <w:rPr>
-          <w:b/>
-          <w:sz w:val="22"/>
-        </w:rPr>
-        <w:t>Answer: a</w:t>
-      </w:r>
-    </w:p>
-    <w:p>
-      <w:pPr>
-        <w:spacing w:after="0" w:before="0"/>
-      </w:pPr>
-      <w:r>
-        <w:rPr>
-          <w:b w:val="0"/>
-          <w:sz w:val="21"/>
-        </w:rPr>
-        <w:t>Solution: Rakesh Sharma travelled to space aboard Soyuz T-11 in 1984; Kalpana Chawla was the first Indian woman in space.</w:t>
-      </w:r>
-    </w:p>
-    <w:p>
-      <w:pPr>
-        <w:spacing w:after="0" w:before="0"/>
-      </w:pPr>
-      <w:r>
-        <w:rPr>
-          <w:b w:val="0"/>
-          <w:sz w:val="20"/>
-        </w:rPr>
-        <w:t>Positive Marks: 1</w:t>
-      </w:r>
-    </w:p>
-    <w:p>
-      <w:pPr>
-        <w:spacing w:after="160" w:before="0"/>
-      </w:pPr>
-      <w:r>
-        <w:rPr>
-          <w:b w:val="0"/>
-          <w:sz w:val="20"/>
-        </w:rPr>
-        <w:t>Negative Marks: 0.25</w:t>
-      </w:r>
-    </w:p>
-    <w:p>
-      <w:pPr>
-        <w:spacing w:after="20" w:before="120"/>
-      </w:pPr>
-      <w:r>
-        <w:rPr>
-          <w:b/>
-          <w:sz w:val="22"/>
-        </w:rPr>
-        <w:t>Question: Covid 19 is an example of?</w:t>
-      </w:r>
-    </w:p>
-    <w:p>
-      <w:pPr>
-        <w:spacing w:after="0" w:before="0"/>
-      </w:pPr>
-      <w:r>
-        <w:rPr>
-          <w:b w:val="0"/>
-          <w:sz w:val="22"/>
-        </w:rPr>
-        <w:t>(a) Epidemic</w:t>
-      </w:r>
-    </w:p>
-    <w:p>
-      <w:pPr>
-        <w:spacing w:after="0" w:before="0"/>
-      </w:pPr>
-      <w:r>
-        <w:rPr>
-          <w:b w:val="0"/>
-          <w:sz w:val="22"/>
-        </w:rPr>
-        <w:t>(b) Endemic</w:t>
-      </w:r>
-    </w:p>
-    <w:p>
-      <w:pPr>
-        <w:spacing w:after="0" w:before="0"/>
-      </w:pPr>
-      <w:r>
-        <w:rPr>
-          <w:b w:val="0"/>
-          <w:sz w:val="22"/>
-        </w:rPr>
-        <w:t>(c) Sporadic</w:t>
-      </w:r>
-    </w:p>
-    <w:p>
-      <w:pPr>
-        <w:spacing w:after="0" w:before="0"/>
-      </w:pPr>
-      <w:r>
-        <w:rPr>
-          <w:b w:val="0"/>
-          <w:sz w:val="22"/>
-        </w:rPr>
-        <w:t>(d) Pandemic</w:t>
-      </w:r>
-    </w:p>
-    <w:p>
-      <w:pPr>
-        <w:spacing w:after="0" w:before="40"/>
-      </w:pPr>
-      <w:r>
-        <w:rPr>
-          <w:b/>
-          <w:sz w:val="22"/>
-        </w:rPr>
-        <w:t>Answer: d</w:t>
-      </w:r>
-    </w:p>
-    <w:p>
-      <w:pPr>
-        <w:spacing w:after="0" w:before="0"/>
-      </w:pPr>
-      <w:r>
-        <w:rPr>
-          <w:b w:val="0"/>
-          <w:sz w:val="21"/>
-        </w:rPr>
-        <w:t>Solution: COVID-19 is an example of a pandemic (option A). A pandemic refers to the worldwide spread of a new disease affecting a large number of people. COVID-19, caused by the novel coronavirus SARS-CoV-2, has been declared a pandemic by the World Health Organization (WHO). Fluid &amp; electrolyte imbalance epidemic endemic Pandemic</w:t>
-      </w:r>
-    </w:p>
-    <w:p>
-      <w:pPr>
-        <w:spacing w:after="0" w:before="0"/>
-      </w:pPr>
-      <w:r>
-        <w:rPr>
-          <w:b w:val="0"/>
-          <w:sz w:val="20"/>
-        </w:rPr>
-        <w:t>Positive Marks: 1</w:t>
-      </w:r>
-    </w:p>
-    <w:p>
-      <w:pPr>
-        <w:spacing w:after="160" w:before="0"/>
-      </w:pPr>
-      <w:r>
-        <w:rPr>
-          <w:b w:val="0"/>
-          <w:sz w:val="20"/>
-        </w:rPr>
-        <w:t>Negative Marks: 0.25</w:t>
-      </w:r>
-    </w:p>
-    <w:p>
-      <w:pPr>
-        <w:spacing w:after="20" w:before="120"/>
-      </w:pPr>
-      <w:r>
-        <w:rPr>
-          <w:b/>
-          <w:sz w:val="22"/>
-        </w:rPr>
-        <w:t>Question: International Nurses Day is celebrated on the birthday of:</w:t>
-      </w:r>
-    </w:p>
-    <w:p>
-      <w:pPr>
-        <w:spacing w:after="0" w:before="0"/>
-      </w:pPr>
-      <w:r>
-        <w:rPr>
-          <w:b w:val="0"/>
-          <w:sz w:val="22"/>
-        </w:rPr>
-        <w:t>(a) Mother Teresa</w:t>
-      </w:r>
-    </w:p>
-    <w:p>
-      <w:pPr>
-        <w:spacing w:after="0" w:before="0"/>
-      </w:pPr>
-      <w:r>
-        <w:rPr>
-          <w:b w:val="0"/>
-          <w:sz w:val="22"/>
-        </w:rPr>
-        <w:t>(b) Clara Barton</w:t>
-      </w:r>
-    </w:p>
-    <w:p>
-      <w:pPr>
-        <w:spacing w:after="0" w:before="0"/>
-      </w:pPr>
-      <w:r>
-        <w:rPr>
-          <w:b w:val="0"/>
-          <w:sz w:val="22"/>
-        </w:rPr>
-        <w:t>(c) Florence Nightingale</w:t>
-      </w:r>
-    </w:p>
-    <w:p>
-      <w:pPr>
-        <w:spacing w:after="0" w:before="0"/>
-      </w:pPr>
-      <w:r>
-        <w:rPr>
-          <w:b w:val="0"/>
-          <w:sz w:val="22"/>
-        </w:rPr>
-        <w:t>(d) Mary Seacole</w:t>
-      </w:r>
-    </w:p>
-    <w:p>
-      <w:pPr>
-        <w:spacing w:after="0" w:before="40"/>
-      </w:pPr>
-      <w:r>
-        <w:rPr>
-          <w:b/>
-          <w:sz w:val="22"/>
-        </w:rPr>
-        <w:t>Answer: c</w:t>
-      </w:r>
-    </w:p>
-    <w:p>
-      <w:pPr>
-        <w:spacing w:after="0" w:before="0"/>
-      </w:pPr>
-      <w:r>
-        <w:rPr>
-          <w:b w:val="0"/>
-          <w:sz w:val="21"/>
-        </w:rPr>
-        <w:t>Solution: International Nurses Day (12 May) is celebrated on the birth anniversary of Florence Nightingale, the founder of modern nursing.</w:t>
-      </w:r>
-    </w:p>
-    <w:p>
-      <w:pPr>
-        <w:spacing w:after="0" w:before="0"/>
-      </w:pPr>
-      <w:r>
-        <w:rPr>
-          <w:b w:val="0"/>
-          <w:sz w:val="20"/>
-        </w:rPr>
-        <w:t>Positive Marks: 1</w:t>
-      </w:r>
-    </w:p>
-    <w:p>
-      <w:pPr>
-        <w:spacing w:after="160" w:before="0"/>
-      </w:pPr>
-      <w:r>
-        <w:rPr>
-          <w:b w:val="0"/>
-          <w:sz w:val="20"/>
-        </w:rPr>
-        <w:t>Negative Marks: 0.25</w:t>
-      </w:r>
-    </w:p>
-    <w:p>
-      <w:pPr>
-        <w:spacing w:after="20" w:before="120"/>
-      </w:pPr>
-      <w:r>
-        <w:rPr>
-          <w:b/>
-          <w:sz w:val="22"/>
-        </w:rPr>
-        <w:t>Question: Choose the antonym of 'TRANSPARENT':</w:t>
-      </w:r>
-    </w:p>
-    <w:p>
-      <w:pPr>
-        <w:spacing w:after="0" w:before="0"/>
-      </w:pPr>
-      <w:r>
-        <w:rPr>
-          <w:b w:val="0"/>
-          <w:sz w:val="22"/>
-        </w:rPr>
-        <w:t>(a) Visible</w:t>
-      </w:r>
-    </w:p>
-    <w:p>
-      <w:pPr>
-        <w:spacing w:after="0" w:before="0"/>
-      </w:pPr>
-      <w:r>
-        <w:rPr>
-          <w:b w:val="0"/>
-          <w:sz w:val="22"/>
-        </w:rPr>
-        <w:t>(b) Opaque</w:t>
-      </w:r>
-    </w:p>
-    <w:p>
-      <w:pPr>
-        <w:spacing w:after="0" w:before="0"/>
-      </w:pPr>
-      <w:r>
-        <w:rPr>
-          <w:b w:val="0"/>
-          <w:sz w:val="22"/>
-        </w:rPr>
-        <w:t>(c) Bright</w:t>
-      </w:r>
-    </w:p>
-    <w:p>
-      <w:pPr>
-        <w:spacing w:after="0" w:before="0"/>
-      </w:pPr>
-      <w:r>
-        <w:rPr>
-          <w:b w:val="0"/>
-          <w:sz w:val="22"/>
-        </w:rPr>
-        <w:t>(d) Clear</w:t>
-      </w:r>
-    </w:p>
-    <w:p>
-      <w:pPr>
-        <w:spacing w:after="0" w:before="40"/>
-      </w:pPr>
-      <w:r>
-        <w:rPr>
-          <w:b/>
-          <w:sz w:val="22"/>
-        </w:rPr>
-        <w:t>Answer: b</w:t>
-      </w:r>
-    </w:p>
-    <w:p>
-      <w:pPr>
-        <w:spacing w:after="0" w:before="0"/>
-      </w:pPr>
-      <w:r>
-        <w:rPr>
-          <w:b w:val="0"/>
-          <w:sz w:val="21"/>
-        </w:rPr>
-        <w:t>Solution: Transparent (see-through) is the opposite of opaque (not see-through).</w:t>
-      </w:r>
-    </w:p>
-    <w:p>
-      <w:pPr>
-        <w:spacing w:after="0" w:before="0"/>
-      </w:pPr>
-      <w:r>
-        <w:rPr>
-          <w:b w:val="0"/>
-          <w:sz w:val="20"/>
-        </w:rPr>
-        <w:t>Positive Marks: 1</w:t>
-      </w:r>
-    </w:p>
-    <w:p>
-      <w:pPr>
-        <w:spacing w:after="160" w:before="0"/>
-      </w:pPr>
-      <w:r>
-        <w:rPr>
-          <w:b w:val="0"/>
-          <w:sz w:val="20"/>
-        </w:rPr>
-        <w:t>Negative Marks: 0.25</w:t>
-      </w:r>
-    </w:p>
-    <w:p>
-      <w:pPr>
-        <w:spacing w:after="20" w:before="120"/>
-      </w:pPr>
-      <w:r>
-        <w:rPr>
-          <w:b/>
-          <w:sz w:val="22"/>
-        </w:rPr>
-        <w:t>Question: If A = 1, B = 2, C = 3 … Z = 26, what is the code for 'NURSE'?</w:t>
-      </w:r>
-    </w:p>
-    <w:p>
-      <w:pPr>
-        <w:spacing w:after="0" w:before="0"/>
-      </w:pPr>
-      <w:r>
-        <w:rPr>
-          <w:b w:val="0"/>
-          <w:sz w:val="22"/>
-        </w:rPr>
-        <w:t>(a) 73</w:t>
-      </w:r>
-    </w:p>
-    <w:p>
-      <w:pPr>
-        <w:spacing w:after="0" w:before="0"/>
-      </w:pPr>
-      <w:r>
-        <w:rPr>
-          <w:b w:val="0"/>
-          <w:sz w:val="22"/>
-        </w:rPr>
-        <w:t>(b) 75</w:t>
-      </w:r>
-    </w:p>
-    <w:p>
-      <w:pPr>
-        <w:spacing w:after="0" w:before="0"/>
-      </w:pPr>
-      <w:r>
-        <w:rPr>
-          <w:b w:val="0"/>
-          <w:sz w:val="22"/>
-        </w:rPr>
-        <w:t>(c) 77</w:t>
-      </w:r>
-    </w:p>
-    <w:p>
-      <w:pPr>
-        <w:spacing w:after="0" w:before="0"/>
-      </w:pPr>
-      <w:r>
-        <w:rPr>
-          <w:b w:val="0"/>
-          <w:sz w:val="22"/>
-        </w:rPr>
-        <w:t>(d) 79</w:t>
-      </w:r>
-    </w:p>
-    <w:p>
-      <w:pPr>
-        <w:spacing w:after="0" w:before="40"/>
-      </w:pPr>
-      <w:r>
-        <w:rPr>
-          <w:b/>
-          <w:sz w:val="22"/>
-        </w:rPr>
-        <w:t>Answer: c</w:t>
-      </w:r>
-    </w:p>
-    <w:p>
-      <w:pPr>
-        <w:spacing w:after="0" w:before="0"/>
-      </w:pPr>
-      <w:r>
-        <w:rPr>
-          <w:b w:val="0"/>
-          <w:sz w:val="21"/>
-        </w:rPr>
-        <w:t>Solution: N(14) + U(21) + R(18) + S(19) + E(5) = 77.</w:t>
-      </w:r>
-    </w:p>
-    <w:p>
-      <w:pPr>
-        <w:spacing w:after="0" w:before="0"/>
-      </w:pPr>
-      <w:r>
-        <w:rPr>
-          <w:b w:val="0"/>
-          <w:sz w:val="20"/>
-        </w:rPr>
-        <w:t>Positive Marks: 1</w:t>
-      </w:r>
-    </w:p>
-    <w:p>
-      <w:pPr>
-        <w:spacing w:after="160" w:before="0"/>
-      </w:pPr>
-      <w:r>
-        <w:rPr>
-          <w:b w:val="0"/>
-          <w:sz w:val="20"/>
-        </w:rPr>
-        <w:t>Negative Marks: 0.25</w:t>
-      </w:r>
-    </w:p>
-    <w:p>
-      <w:pPr>
-        <w:spacing w:after="20" w:before="120"/>
-      </w:pPr>
-      <w:r>
-        <w:rPr>
-          <w:b/>
-          <w:sz w:val="22"/>
-        </w:rPr>
-        <w:t>Question: Find the missing term: 3, 9, 27, 81, ?</w:t>
-      </w:r>
-    </w:p>
-    <w:p>
-      <w:pPr>
-        <w:spacing w:after="0" w:before="0"/>
-      </w:pPr>
-      <w:r>
-        <w:rPr>
-          <w:b w:val="0"/>
-          <w:sz w:val="22"/>
-        </w:rPr>
-        <w:t>(a) 324</w:t>
-      </w:r>
-    </w:p>
-    <w:p>
-      <w:pPr>
-        <w:spacing w:after="0" w:before="0"/>
-      </w:pPr>
-      <w:r>
-        <w:rPr>
-          <w:b w:val="0"/>
-          <w:sz w:val="22"/>
-        </w:rPr>
-        <w:t>(b) 405</w:t>
-      </w:r>
-    </w:p>
-    <w:p>
-      <w:pPr>
-        <w:spacing w:after="0" w:before="0"/>
-      </w:pPr>
-      <w:r>
-        <w:rPr>
-          <w:b w:val="0"/>
-          <w:sz w:val="22"/>
-        </w:rPr>
-        <w:t>(c) 243</w:t>
-      </w:r>
-    </w:p>
-    <w:p>
-      <w:pPr>
-        <w:spacing w:after="0" w:before="0"/>
-      </w:pPr>
-      <w:r>
-        <w:rPr>
-          <w:b w:val="0"/>
-          <w:sz w:val="22"/>
-        </w:rPr>
-        <w:t>(d) 162</w:t>
-      </w:r>
-    </w:p>
-    <w:p>
-      <w:pPr>
-        <w:spacing w:after="0" w:before="40"/>
-      </w:pPr>
-      <w:r>
-        <w:rPr>
-          <w:b/>
-          <w:sz w:val="22"/>
-        </w:rPr>
-        <w:t>Answer: c</w:t>
-      </w:r>
-    </w:p>
-    <w:p>
-      <w:pPr>
-        <w:spacing w:after="0" w:before="0"/>
-      </w:pPr>
-      <w:r>
-        <w:rPr>
-          <w:b w:val="0"/>
-          <w:sz w:val="21"/>
-        </w:rPr>
-        <w:t>Solution: Each term is multiplied by 3: 81 × 3 = 243.</w:t>
-      </w:r>
-    </w:p>
-    <w:p>
-      <w:pPr>
-        <w:spacing w:after="0" w:before="0"/>
-      </w:pPr>
-      <w:r>
-        <w:rPr>
-          <w:b w:val="0"/>
-          <w:sz w:val="20"/>
-        </w:rPr>
-        <w:t>Positive Marks: 1</w:t>
-      </w:r>
-    </w:p>
-    <w:p>
-      <w:pPr>
-        <w:spacing w:after="160" w:before="0"/>
-      </w:pPr>
-      <w:r>
-        <w:rPr>
-          <w:b w:val="0"/>
-          <w:sz w:val="20"/>
-        </w:rPr>
-        <w:t>Negative Marks: 0.25</w:t>
-      </w:r>
-    </w:p>
-    <w:p>
-      <w:pPr>
-        <w:spacing w:after="20" w:before="120"/>
-      </w:pPr>
-      <w:r>
-        <w:rPr>
-          <w:b/>
-          <w:sz w:val="22"/>
-        </w:rPr>
-        <w:t>Question: Find the next number in the series: 120, 60, 20, 5, ?</w:t>
-      </w:r>
-    </w:p>
-    <w:p>
-      <w:pPr>
-        <w:spacing w:after="0" w:before="0"/>
-      </w:pPr>
-      <w:r>
-        <w:rPr>
-          <w:b w:val="0"/>
-          <w:sz w:val="22"/>
-        </w:rPr>
-        <w:t>(a) 1</w:t>
-      </w:r>
-    </w:p>
-    <w:p>
-      <w:pPr>
-        <w:spacing w:after="0" w:before="0"/>
-      </w:pPr>
-      <w:r>
-        <w:rPr>
-          <w:b w:val="0"/>
-          <w:sz w:val="22"/>
-        </w:rPr>
-        <w:t>(b) 0</w:t>
-      </w:r>
-    </w:p>
-    <w:p>
-      <w:pPr>
-        <w:spacing w:after="0" w:before="0"/>
-      </w:pPr>
-      <w:r>
-        <w:rPr>
-          <w:b w:val="0"/>
-          <w:sz w:val="22"/>
-        </w:rPr>
-        <w:t>(c) 2</w:t>
-      </w:r>
-    </w:p>
-    <w:p>
-      <w:pPr>
-        <w:spacing w:after="0" w:before="0"/>
-      </w:pPr>
-      <w:r>
-        <w:rPr>
-          <w:b w:val="0"/>
-          <w:sz w:val="22"/>
-        </w:rPr>
-        <w:t>(d) 4</w:t>
-      </w:r>
-    </w:p>
-    <w:p>
-      <w:pPr>
-        <w:spacing w:after="0" w:before="40"/>
-      </w:pPr>
-      <w:r>
-        <w:rPr>
-          <w:b/>
-          <w:sz w:val="22"/>
-        </w:rPr>
-        <w:t>Answer: a</w:t>
-      </w:r>
-    </w:p>
-    <w:p>
-      <w:pPr>
-        <w:spacing w:after="0" w:before="0"/>
-      </w:pPr>
-      <w:r>
-        <w:rPr>
-          <w:b w:val="0"/>
-          <w:sz w:val="21"/>
-        </w:rPr>
-        <w:t>Solution: The divisors increase: ÷2, ÷3, ÷4, so next is ÷5: 5 ÷ 5 = 1.</w:t>
-      </w:r>
-    </w:p>
-    <w:p>
-      <w:pPr>
-        <w:spacing w:after="0" w:before="0"/>
-      </w:pPr>
-      <w:r>
-        <w:rPr>
-          <w:b w:val="0"/>
-          <w:sz w:val="20"/>
-        </w:rPr>
-        <w:t>Positive Marks: 1</w:t>
-      </w:r>
-    </w:p>
-    <w:p>
-      <w:pPr>
-        <w:spacing w:after="160" w:before="0"/>
-      </w:pPr>
-      <w:r>
-        <w:rPr>
-          <w:b w:val="0"/>
-          <w:sz w:val="20"/>
-        </w:rPr>
-        <w:t>Negative Marks: 0.25</w:t>
-      </w:r>
-    </w:p>
-    <w:p>
-      <w:pPr>
-        <w:spacing w:after="20" w:before="120"/>
-      </w:pPr>
-      <w:r>
-        <w:rPr>
-          <w:b/>
-          <w:sz w:val="22"/>
-        </w:rPr>
-        <w:t>Question: Which Indian was appointed as the Managing Director of the World Bank (2023-24)?</w:t>
-      </w:r>
-    </w:p>
-    <w:p>
-      <w:pPr>
-        <w:spacing w:after="0" w:before="0"/>
-      </w:pPr>
-      <w:r>
-        <w:rPr>
-          <w:b w:val="0"/>
-          <w:sz w:val="22"/>
-        </w:rPr>
-        <w:t>(a) K.V. Kamath</w:t>
-      </w:r>
-    </w:p>
-    <w:p>
-      <w:pPr>
-        <w:spacing w:after="0" w:before="0"/>
-      </w:pPr>
-      <w:r>
-        <w:rPr>
-          <w:b w:val="0"/>
-          <w:sz w:val="22"/>
-        </w:rPr>
-        <w:t>(b) Nirmala Sitharaman</w:t>
-      </w:r>
-    </w:p>
-    <w:p>
-      <w:pPr>
-        <w:spacing w:after="0" w:before="0"/>
-      </w:pPr>
-      <w:r>
-        <w:rPr>
-          <w:b w:val="0"/>
-          <w:sz w:val="22"/>
-        </w:rPr>
-        <w:t>(c) Raghuram Rajan</w:t>
-      </w:r>
-    </w:p>
-    <w:p>
-      <w:pPr>
-        <w:spacing w:after="0" w:before="0"/>
-      </w:pPr>
-      <w:r>
-        <w:rPr>
-          <w:b w:val="0"/>
-          <w:sz w:val="22"/>
-        </w:rPr>
-        <w:t>(d) Ajay Banga</w:t>
-      </w:r>
-    </w:p>
-    <w:p>
-      <w:pPr>
-        <w:spacing w:after="0" w:before="40"/>
-      </w:pPr>
-      <w:r>
-        <w:rPr>
-          <w:b/>
-          <w:sz w:val="22"/>
-        </w:rPr>
-        <w:t>Answer: d</w:t>
-      </w:r>
-    </w:p>
-    <w:p>
-      <w:pPr>
-        <w:spacing w:after="0" w:before="0"/>
-      </w:pPr>
-      <w:r>
-        <w:rPr>
-          <w:b w:val="0"/>
-          <w:sz w:val="21"/>
-        </w:rPr>
-        <w:t>Solution: Ajay Banga took over as President of the World Bank in June 2023.</w:t>
-      </w:r>
-    </w:p>
-    <w:p>
-      <w:pPr>
-        <w:spacing w:after="0" w:before="0"/>
-      </w:pPr>
-      <w:r>
-        <w:rPr>
-          <w:b w:val="0"/>
-          <w:sz w:val="20"/>
-        </w:rPr>
-        <w:t>Positive Marks: 1</w:t>
-      </w:r>
-    </w:p>
-    <w:p>
-      <w:pPr>
-        <w:spacing w:after="160" w:before="0"/>
-      </w:pPr>
-      <w:r>
-        <w:rPr>
-          <w:b w:val="0"/>
-          <w:sz w:val="20"/>
-        </w:rPr>
-        <w:t>Negative Marks: 0.25</w:t>
-      </w:r>
-    </w:p>
-    <w:p>
-      <w:pPr>
-        <w:spacing w:after="20" w:before="120"/>
-      </w:pPr>
-      <w:r>
-        <w:rPr>
-          <w:b/>
-          <w:sz w:val="22"/>
-        </w:rPr>
-        <w:t>Question: The capital of Australia is:</w:t>
-      </w:r>
-    </w:p>
-    <w:p>
-      <w:pPr>
-        <w:spacing w:after="0" w:before="0"/>
-      </w:pPr>
-      <w:r>
-        <w:rPr>
-          <w:b w:val="0"/>
-          <w:sz w:val="22"/>
-        </w:rPr>
-        <w:t>(a) Sydney</w:t>
-      </w:r>
-    </w:p>
-    <w:p>
-      <w:pPr>
-        <w:spacing w:after="0" w:before="0"/>
-      </w:pPr>
-      <w:r>
-        <w:rPr>
-          <w:b w:val="0"/>
-          <w:sz w:val="22"/>
-        </w:rPr>
-        <w:t>(b) Melbourne</w:t>
-      </w:r>
-    </w:p>
-    <w:p>
-      <w:pPr>
-        <w:spacing w:after="0" w:before="0"/>
-      </w:pPr>
-      <w:r>
-        <w:rPr>
-          <w:b w:val="0"/>
-          <w:sz w:val="22"/>
-        </w:rPr>
-        <w:t>(c) Canberra</w:t>
-      </w:r>
-    </w:p>
-    <w:p>
-      <w:pPr>
-        <w:spacing w:after="0" w:before="0"/>
-      </w:pPr>
-      <w:r>
-        <w:rPr>
-          <w:b w:val="0"/>
-          <w:sz w:val="22"/>
-        </w:rPr>
-        <w:t>(d) Perth</w:t>
-      </w:r>
-    </w:p>
-    <w:p>
-      <w:pPr>
-        <w:spacing w:after="0" w:before="40"/>
-      </w:pPr>
-      <w:r>
-        <w:rPr>
-          <w:b/>
-          <w:sz w:val="22"/>
-        </w:rPr>
-        <w:t>Answer: c</w:t>
-      </w:r>
-    </w:p>
-    <w:p>
-      <w:pPr>
-        <w:spacing w:after="0" w:before="0"/>
-      </w:pPr>
-      <w:r>
-        <w:rPr>
-          <w:b w:val="0"/>
-          <w:sz w:val="21"/>
-        </w:rPr>
-        <w:t>Solution: Canberra is the capital of Australia; Sydney and Melbourne are the largest cities.</w:t>
-      </w:r>
-    </w:p>
-    <w:p>
-      <w:pPr>
-        <w:spacing w:after="0" w:before="0"/>
-      </w:pPr>
-      <w:r>
-        <w:rPr>
-          <w:b w:val="0"/>
-          <w:sz w:val="20"/>
-        </w:rPr>
-        <w:t>Positive Marks: 1</w:t>
-      </w:r>
-    </w:p>
-    <w:p>
-      <w:pPr>
-        <w:spacing w:after="160" w:before="0"/>
-      </w:pPr>
-      <w:r>
-        <w:rPr>
-          <w:b w:val="0"/>
-          <w:sz w:val="20"/>
-        </w:rPr>
-        <w:t>Negative Marks: 0.25</w:t>
-      </w:r>
-    </w:p>
-    <w:p>
-      <w:pPr>
-        <w:spacing w:after="20" w:before="120"/>
-      </w:pPr>
-      <w:r>
-        <w:rPr>
-          <w:b/>
-          <w:sz w:val="22"/>
-        </w:rPr>
-        <w:t>Question: On the evening time in sunlight face to face the A and D where standing. The A person shadown in D right side. Then in which direction does the D standing?</w:t>
-      </w:r>
-    </w:p>
-    <w:p>
-      <w:pPr>
-        <w:spacing w:after="0" w:before="0"/>
-      </w:pPr>
-      <w:r>
-        <w:rPr>
-          <w:b w:val="0"/>
-          <w:sz w:val="22"/>
-        </w:rPr>
-        <w:t>(a) West side</w:t>
-      </w:r>
-    </w:p>
-    <w:p>
-      <w:pPr>
-        <w:spacing w:after="0" w:before="0"/>
-      </w:pPr>
-      <w:r>
-        <w:rPr>
-          <w:b w:val="0"/>
-          <w:sz w:val="22"/>
-        </w:rPr>
-        <w:t>(b) South side</w:t>
-      </w:r>
-    </w:p>
-    <w:p>
-      <w:pPr>
-        <w:spacing w:after="0" w:before="0"/>
-      </w:pPr>
-      <w:r>
-        <w:rPr>
-          <w:b w:val="0"/>
-          <w:sz w:val="22"/>
-        </w:rPr>
-        <w:t>(c) East side</w:t>
-      </w:r>
-    </w:p>
-    <w:p>
-      <w:pPr>
-        <w:spacing w:after="0" w:before="0"/>
-      </w:pPr>
-      <w:r>
-        <w:rPr>
-          <w:b w:val="0"/>
-          <w:sz w:val="22"/>
-        </w:rPr>
-        <w:t>(d) North side</w:t>
-      </w:r>
-    </w:p>
-    <w:p>
-      <w:pPr>
-        <w:spacing w:after="0" w:before="40"/>
-      </w:pPr>
-      <w:r>
-        <w:rPr>
-          <w:b/>
-          <w:sz w:val="22"/>
-        </w:rPr>
-        <w:t>Answer: d</w:t>
-      </w:r>
-    </w:p>
-    <w:p>
-      <w:pPr>
-        <w:spacing w:after="0" w:before="0"/>
-      </w:pPr>
-      <w:r>
-        <w:rPr>
-          <w:b w:val="0"/>
-          <w:sz w:val="21"/>
-        </w:rPr>
-        <w:t>Solution: In the evening the sun is in the west, so shadows fall to the east. If A's shadow falls to D's right, east is on D's right, hence D faces North.</w:t>
-      </w:r>
-    </w:p>
-    <w:p>
-      <w:pPr>
-        <w:spacing w:after="0" w:before="0"/>
-      </w:pPr>
-      <w:r>
-        <w:rPr>
-          <w:b w:val="0"/>
-          <w:sz w:val="20"/>
-        </w:rPr>
-        <w:t>Positive Marks: 1</w:t>
-      </w:r>
-    </w:p>
-    <w:p>
-      <w:pPr>
-        <w:spacing w:after="160" w:before="0"/>
-      </w:pPr>
-      <w:r>
-        <w:rPr>
-          <w:b w:val="0"/>
-          <w:sz w:val="20"/>
-        </w:rPr>
-        <w:t>Negative Marks: 0.25</w:t>
-      </w:r>
-    </w:p>
-    <w:p>
-      <w:pPr>
-        <w:spacing w:after="20" w:before="120"/>
-      </w:pPr>
-      <w:r>
-        <w:rPr>
-          <w:b/>
-          <w:sz w:val="22"/>
-        </w:rPr>
-        <w:t>Question: Find the odd one out: 3, 5, 11, 14, 17</w:t>
-      </w:r>
-    </w:p>
-    <w:p>
-      <w:pPr>
-        <w:spacing w:after="0" w:before="0"/>
-      </w:pPr>
-      <w:r>
-        <w:rPr>
-          <w:b w:val="0"/>
-          <w:sz w:val="22"/>
-        </w:rPr>
-        <w:t>(a) 3</w:t>
-      </w:r>
-    </w:p>
-    <w:p>
-      <w:pPr>
-        <w:spacing w:after="0" w:before="0"/>
-      </w:pPr>
-      <w:r>
-        <w:rPr>
-          <w:b w:val="0"/>
-          <w:sz w:val="22"/>
-        </w:rPr>
-        <w:t>(b) 14</w:t>
-      </w:r>
-    </w:p>
-    <w:p>
-      <w:pPr>
-        <w:spacing w:after="0" w:before="0"/>
-      </w:pPr>
-      <w:r>
-        <w:rPr>
-          <w:b w:val="0"/>
-          <w:sz w:val="22"/>
-        </w:rPr>
-        <w:t>(c) 5</w:t>
-      </w:r>
-    </w:p>
-    <w:p>
-      <w:pPr>
-        <w:spacing w:after="0" w:before="0"/>
-      </w:pPr>
-      <w:r>
-        <w:rPr>
-          <w:b w:val="0"/>
-          <w:sz w:val="22"/>
-        </w:rPr>
-        <w:t>(d) 11</w:t>
-      </w:r>
-    </w:p>
-    <w:p>
-      <w:pPr>
-        <w:spacing w:after="0" w:before="40"/>
-      </w:pPr>
-      <w:r>
-        <w:rPr>
-          <w:b/>
-          <w:sz w:val="22"/>
-        </w:rPr>
-        <w:t>Answer: b</w:t>
-      </w:r>
-    </w:p>
-    <w:p>
-      <w:pPr>
-        <w:spacing w:after="0" w:before="0"/>
-      </w:pPr>
-      <w:r>
-        <w:rPr>
-          <w:b w:val="0"/>
-          <w:sz w:val="21"/>
-        </w:rPr>
-        <w:t>Solution: 14 is even; all the other numbers are odd primes.</w:t>
-      </w:r>
-    </w:p>
-    <w:p>
-      <w:pPr>
-        <w:spacing w:after="0" w:before="0"/>
-      </w:pPr>
-      <w:r>
-        <w:rPr>
-          <w:b w:val="0"/>
-          <w:sz w:val="20"/>
-        </w:rPr>
-        <w:t>Positive Marks: 1</w:t>
-      </w:r>
-    </w:p>
-    <w:p>
-      <w:pPr>
-        <w:spacing w:after="160" w:before="0"/>
-      </w:pPr>
-      <w:r>
-        <w:rPr>
-          <w:b w:val="0"/>
-          <w:sz w:val="20"/>
-        </w:rPr>
-        <w:t>Negative Marks: 0.25</w:t>
-      </w:r>
-    </w:p>
-    <w:p>
-      <w:pPr>
-        <w:spacing w:after="20" w:before="120"/>
-      </w:pPr>
-      <w:r>
-        <w:rPr>
-          <w:b/>
-          <w:sz w:val="22"/>
-        </w:rPr>
-        <w:t>Question: Which month has 29 days in a leap year?</w:t>
-      </w:r>
-    </w:p>
-    <w:p>
-      <w:pPr>
-        <w:spacing w:after="0" w:before="0"/>
-      </w:pPr>
-      <w:r>
-        <w:rPr>
-          <w:b w:val="0"/>
-          <w:sz w:val="22"/>
-        </w:rPr>
-        <w:t>(a) December</w:t>
-      </w:r>
-    </w:p>
-    <w:p>
-      <w:pPr>
-        <w:spacing w:after="0" w:before="0"/>
-      </w:pPr>
-      <w:r>
-        <w:rPr>
-          <w:b w:val="0"/>
-          <w:sz w:val="22"/>
-        </w:rPr>
-        <w:t>(b) April</w:t>
-      </w:r>
-    </w:p>
-    <w:p>
-      <w:pPr>
-        <w:spacing w:after="0" w:before="0"/>
-      </w:pPr>
-      <w:r>
-        <w:rPr>
-          <w:b w:val="0"/>
-          <w:sz w:val="22"/>
-        </w:rPr>
-        <w:t>(c) January</w:t>
-      </w:r>
-    </w:p>
-    <w:p>
-      <w:pPr>
-        <w:spacing w:after="0" w:before="0"/>
-      </w:pPr>
-      <w:r>
-        <w:rPr>
-          <w:b w:val="0"/>
-          <w:sz w:val="22"/>
-        </w:rPr>
-        <w:t>(d) February</w:t>
-      </w:r>
-    </w:p>
-    <w:p>
-      <w:pPr>
-        <w:spacing w:after="0" w:before="40"/>
-      </w:pPr>
-      <w:r>
-        <w:rPr>
-          <w:b/>
-          <w:sz w:val="22"/>
-        </w:rPr>
-        <w:t>Answer: d</w:t>
-      </w:r>
-    </w:p>
-    <w:p>
-      <w:pPr>
-        <w:spacing w:after="0" w:before="0"/>
-      </w:pPr>
-      <w:r>
-        <w:rPr>
-          <w:b w:val="0"/>
-          <w:sz w:val="21"/>
-        </w:rPr>
-        <w:t>Solution: February has 29 days in a leap year (28 in a common year).</w:t>
-      </w:r>
-    </w:p>
-    <w:p>
-      <w:pPr>
-        <w:spacing w:after="0" w:before="0"/>
-      </w:pPr>
-      <w:r>
-        <w:rPr>
-          <w:b w:val="0"/>
-          <w:sz w:val="20"/>
-        </w:rPr>
-        <w:t>Positive Marks: 1</w:t>
-      </w:r>
-    </w:p>
-    <w:p>
-      <w:pPr>
-        <w:spacing w:after="160" w:before="0"/>
-      </w:pPr>
-      <w:r>
-        <w:rPr>
-          <w:b w:val="0"/>
-          <w:sz w:val="20"/>
-        </w:rPr>
-        <w:t>Negative Marks: 0.25</w:t>
-      </w:r>
-    </w:p>
-    <w:p>
-      <w:pPr>
-        <w:spacing w:after="20" w:before="120"/>
-      </w:pPr>
-      <w:r>
-        <w:rPr>
-          <w:b/>
-          <w:sz w:val="22"/>
-        </w:rPr>
-        <w:t>Question: The headquarters of NITI Aayog is located in:</w:t>
-      </w:r>
-    </w:p>
-    <w:p>
-      <w:pPr>
-        <w:spacing w:after="0" w:before="0"/>
-      </w:pPr>
-      <w:r>
-        <w:rPr>
-          <w:b w:val="0"/>
-          <w:sz w:val="22"/>
-        </w:rPr>
-        <w:t>(a) Mumbai</w:t>
-      </w:r>
-    </w:p>
-    <w:p>
-      <w:pPr>
-        <w:spacing w:after="0" w:before="0"/>
-      </w:pPr>
-      <w:r>
-        <w:rPr>
-          <w:b w:val="0"/>
-          <w:sz w:val="22"/>
-        </w:rPr>
-        <w:t>(b) Bengaluru</w:t>
-      </w:r>
-    </w:p>
-    <w:p>
-      <w:pPr>
-        <w:spacing w:after="0" w:before="0"/>
-      </w:pPr>
-      <w:r>
-        <w:rPr>
-          <w:b w:val="0"/>
-          <w:sz w:val="22"/>
-        </w:rPr>
-        <w:t>(c) New Delhi</w:t>
-      </w:r>
-    </w:p>
-    <w:p>
-      <w:pPr>
-        <w:spacing w:after="0" w:before="0"/>
-      </w:pPr>
-      <w:r>
-        <w:rPr>
-          <w:b w:val="0"/>
-          <w:sz w:val="22"/>
-        </w:rPr>
-        <w:t>(d) Kolkata</w:t>
-      </w:r>
-    </w:p>
-    <w:p>
-      <w:pPr>
-        <w:spacing w:after="0" w:before="40"/>
-      </w:pPr>
-      <w:r>
-        <w:rPr>
-          <w:b/>
-          <w:sz w:val="22"/>
-        </w:rPr>
-        <w:t>Answer: c</w:t>
-      </w:r>
-    </w:p>
-    <w:p>
-      <w:pPr>
-        <w:spacing w:after="0" w:before="0"/>
-      </w:pPr>
-      <w:r>
-        <w:rPr>
-          <w:b w:val="0"/>
-          <w:sz w:val="21"/>
-        </w:rPr>
-        <w:t>Solution: NITI Aayog (National Institution for Transforming India), which replaced the Planning Commission in 2015, is headquartered in New Delhi.</w:t>
-      </w:r>
-    </w:p>
-    <w:p>
-      <w:pPr>
-        <w:spacing w:after="0" w:before="0"/>
-      </w:pPr>
-      <w:r>
-        <w:rPr>
-          <w:b w:val="0"/>
-          <w:sz w:val="20"/>
-        </w:rPr>
-        <w:t>Positive Marks: 1</w:t>
-      </w:r>
-    </w:p>
-    <w:p>
-      <w:pPr>
-        <w:spacing w:after="160" w:before="0"/>
-      </w:pPr>
-      <w:r>
-        <w:rPr>
-          <w:b w:val="0"/>
-          <w:sz w:val="20"/>
-        </w:rPr>
-        <w:t>Negative Marks: 0.25</w:t>
-      </w:r>
-    </w:p>
-    <w:p>
-      <w:pPr>
-        <w:spacing w:after="20" w:before="120"/>
-      </w:pPr>
-      <w:r>
-        <w:rPr>
-          <w:b/>
-          <w:sz w:val="22"/>
-        </w:rPr>
-        <w:t>Question: Who wrote the book 'Discovery of India'?</w:t>
-      </w:r>
-    </w:p>
-    <w:p>
-      <w:pPr>
-        <w:spacing w:after="0" w:before="0"/>
-      </w:pPr>
-      <w:r>
-        <w:rPr>
-          <w:b w:val="0"/>
-          <w:sz w:val="22"/>
-        </w:rPr>
-        <w:t>(a) Jawaharlal Nehru</w:t>
-      </w:r>
-    </w:p>
-    <w:p>
-      <w:pPr>
-        <w:spacing w:after="0" w:before="0"/>
-      </w:pPr>
-      <w:r>
-        <w:rPr>
-          <w:b w:val="0"/>
-          <w:sz w:val="22"/>
-        </w:rPr>
-        <w:t>(b) B.R. Ambedkar</w:t>
-      </w:r>
-    </w:p>
-    <w:p>
-      <w:pPr>
-        <w:spacing w:after="0" w:before="0"/>
-      </w:pPr>
-      <w:r>
-        <w:rPr>
-          <w:b w:val="0"/>
-          <w:sz w:val="22"/>
-        </w:rPr>
-        <w:t>(c) Mahatma Gandhi</w:t>
-      </w:r>
-    </w:p>
-    <w:p>
-      <w:pPr>
-        <w:spacing w:after="0" w:before="0"/>
-      </w:pPr>
-      <w:r>
-        <w:rPr>
-          <w:b w:val="0"/>
-          <w:sz w:val="22"/>
-        </w:rPr>
-        <w:t>(d) Sardar Patel</w:t>
-      </w:r>
-    </w:p>
-    <w:p>
-      <w:pPr>
-        <w:spacing w:after="0" w:before="40"/>
-      </w:pPr>
-      <w:r>
-        <w:rPr>
-          <w:b/>
-          <w:sz w:val="22"/>
-        </w:rPr>
-        <w:t>Answer: a</w:t>
-      </w:r>
-    </w:p>
-    <w:p>
-      <w:pPr>
-        <w:spacing w:after="0" w:before="0"/>
-      </w:pPr>
-      <w:r>
-        <w:rPr>
-          <w:b w:val="0"/>
-          <w:sz w:val="21"/>
-        </w:rPr>
-        <w:t>Solution: 'The Discovery of India' was written by Jawaharlal Nehru during his imprisonment (1942-46).</w:t>
-      </w:r>
-    </w:p>
-    <w:p>
-      <w:pPr>
-        <w:spacing w:after="0" w:before="0"/>
-      </w:pPr>
-      <w:r>
-        <w:rPr>
-          <w:b w:val="0"/>
-          <w:sz w:val="20"/>
-        </w:rPr>
-        <w:t>Positive Marks: 1</w:t>
-      </w:r>
-    </w:p>
-    <w:p>
-      <w:pPr>
-        <w:spacing w:after="160" w:before="0"/>
-      </w:pPr>
-      <w:r>
-        <w:rPr>
-          <w:b w:val="0"/>
-          <w:sz w:val="20"/>
-        </w:rPr>
-        <w:t>Negative Marks: 0.25</w:t>
+      <w:r>
+        <w:t xml:space="preserve">Question: The capital city of Japan is</w:t>
+      </w:r>
+    </w:p>
+    <w:p>
+      <w:r>
+        <w:t xml:space="preserve">(a) Osaka</w:t>
+      </w:r>
+    </w:p>
+    <w:p>
+      <w:r>
+        <w:t xml:space="preserve">(b) Tokyo</w:t>
+      </w:r>
+    </w:p>
+    <w:p>
+      <w:r>
+        <w:t xml:space="preserve">(c) Kyoto</w:t>
+      </w:r>
+    </w:p>
+    <w:p>
+      <w:r>
+        <w:t xml:space="preserve">(d) Nagoya</w:t>
+      </w:r>
+    </w:p>
+    <w:p>
+      <w:r>
+        <w:t xml:space="preserve">Answer: b</w:t>
+      </w:r>
+    </w:p>
+    <w:p>
+      <w:r>
+        <w:t xml:space="preserve">Solution: ✅ Correct Answer: b</w:t>
+      </w:r>
+    </w:p>
+    <w:p>
+      <w:r>
+        <w:t xml:space="preserve">🧠 Reasoning: Tokyo is the capital of Japan — its political, economic, and cultural centre.</w:t>
+      </w:r>
+    </w:p>
+    <w:p>
+      <w:r>
+        <w:t xml:space="preserve">❌ Why Not Other Options?</w:t>
+      </w:r>
+    </w:p>
+    <w:p>
+      <w:r>
+        <w:t xml:space="preserve">(a) — Osaka is a major commercial city, not the capital.</w:t>
+      </w:r>
+    </w:p>
+    <w:p>
+      <w:r>
+        <w:t xml:space="preserve">(c) — Kyoto was the FORMER imperial capital (794-1868).</w:t>
+      </w:r>
+    </w:p>
+    <w:p>
+      <w:r>
+        <w:t xml:space="preserve">(d) — Nagoya is an industrial city, not the capital.</w:t>
+      </w:r>
+    </w:p>
+    <w:p>
+      <w:r>
+        <w:t xml:space="preserve">⚠️ Exam Trap: "Tokyo = current capital; Kyoto = former capital" — the current-vs-formal capital distinction is a classic GK trap.</w:t>
+      </w:r>
+    </w:p>
+    <w:p>
+      <w:r>
+        <w:t xml:space="preserve">💎 PNC Pearl: "Tokyo rules today; Kyoto ruled yesterday — know which is which."</w:t>
+      </w:r>
+    </w:p>
+    <w:p>
+      <w:r>
+        <w:t xml:space="preserve">Positive Marks: 1</w:t>
+      </w:r>
+    </w:p>
+    <w:p>
+      <w:r>
+        <w:t xml:space="preserve">Negative Marks: 0.25</w:t>
+      </w:r>
+    </w:p>
+    <w:p>
+      <w:r>
+        <w:t xml:space="preserve"/>
+      </w:r>
+    </w:p>
+    <w:p>
+      <w:r>
+        <w:t xml:space="preserve">Question: The "Statue of Unity", the world's tallest statue, is dedicated to</w:t>
+      </w:r>
+    </w:p>
+    <w:p>
+      <w:r>
+        <w:t xml:space="preserve">(a) Sardar Vallabhbhai Patel</w:t>
+      </w:r>
+    </w:p>
+    <w:p>
+      <w:r>
+        <w:t xml:space="preserve">(b) Mahatma Gandhi</w:t>
+      </w:r>
+    </w:p>
+    <w:p>
+      <w:r>
+        <w:t xml:space="preserve">(c) Jawaharlal Nehru</w:t>
+      </w:r>
+    </w:p>
+    <w:p>
+      <w:r>
+        <w:t xml:space="preserve">(d) Subhash Chandra Bose</w:t>
+      </w:r>
+    </w:p>
+    <w:p>
+      <w:r>
+        <w:t xml:space="preserve">Answer: a</w:t>
+      </w:r>
+    </w:p>
+    <w:p>
+      <w:r>
+        <w:t xml:space="preserve">Solution: ✅ Correct Answer: a</w:t>
+      </w:r>
+    </w:p>
+    <w:p>
+      <w:r>
+        <w:t xml:space="preserve">🧠 Reasoning: The Statue of Unity in Gujarat (182 metres tall) honours Sardar Vallabhbhai Patel — the Iron Man of India who united the princely states.</w:t>
+      </w:r>
+    </w:p>
+    <w:p>
+      <w:r>
+        <w:t xml:space="preserve">❌ Why Not Other Options?</w:t>
+      </w:r>
+    </w:p>
+    <w:p>
+      <w:r>
+        <w:t xml:space="preserve">(b) — Gandhi is honoured elsewhere (Rajghat, statues worldwide).</w:t>
+      </w:r>
+    </w:p>
+    <w:p>
+      <w:r>
+        <w:t xml:space="preserve">(c) — Nehru is the first PM, not the statue's subject.</w:t>
+      </w:r>
+    </w:p>
+    <w:p>
+      <w:r>
+        <w:t xml:space="preserve">(d) — Bose is the Azad Hind Fauj leader, not the subject.</w:t>
+      </w:r>
+    </w:p>
+    <w:p>
+      <w:r>
+        <w:t xml:space="preserve">⚠️ Exam Trap: "Statue of Unity = Patel (Gujarat, 182 m, the world's tallest)" — the height and the honouree are the exam details.</w:t>
+      </w:r>
+    </w:p>
+    <w:p>
+      <w:r>
+        <w:t xml:space="preserve">💎 PNC Pearl: "The tallest statue salutes the Iron Man who welded India into one."</w:t>
+      </w:r>
+    </w:p>
+    <w:p>
+      <w:r>
+        <w:t xml:space="preserve">Positive Marks: 1</w:t>
+      </w:r>
+    </w:p>
+    <w:p>
+      <w:r>
+        <w:t xml:space="preserve">Negative Marks: 0.25</w:t>
+      </w:r>
+    </w:p>
+    <w:p>
+      <w:r>
+        <w:t xml:space="preserve"/>
+      </w:r>
+    </w:p>
+    <w:p>
+      <w:r>
+        <w:t xml:space="preserve">Question: The currency of the United States of America is the</w:t>
+      </w:r>
+    </w:p>
+    <w:p>
+      <w:r>
+        <w:t xml:space="preserve">(a) Euro</w:t>
+      </w:r>
+    </w:p>
+    <w:p>
+      <w:r>
+        <w:t xml:space="preserve">(b) Dollar</w:t>
+      </w:r>
+    </w:p>
+    <w:p>
+      <w:r>
+        <w:t xml:space="preserve">(c) Pound</w:t>
+      </w:r>
+    </w:p>
+    <w:p>
+      <w:r>
+        <w:t xml:space="preserve">(d) Rupee</w:t>
+      </w:r>
+    </w:p>
+    <w:p>
+      <w:r>
+        <w:t xml:space="preserve">Answer: b</w:t>
+      </w:r>
+    </w:p>
+    <w:p>
+      <w:r>
+        <w:t xml:space="preserve">Solution: ✅ Correct Answer: b</w:t>
+      </w:r>
+    </w:p>
+    <w:p>
+      <w:r>
+        <w:t xml:space="preserve">🧠 Reasoning: The US dollar (USD) is the official currency of the United States — the world's primary reserve currency.</w:t>
+      </w:r>
+    </w:p>
+    <w:p>
+      <w:r>
+        <w:t xml:space="preserve">❌ Why Not Other Options?</w:t>
+      </w:r>
+    </w:p>
+    <w:p>
+      <w:r>
+        <w:t xml:space="preserve">(a) — The euro belongs to the eurozone.</w:t>
+      </w:r>
+    </w:p>
+    <w:p>
+      <w:r>
+        <w:t xml:space="preserve">(c) — The pound belongs to the UK.</w:t>
+      </w:r>
+    </w:p>
+    <w:p>
+      <w:r>
+        <w:t xml:space="preserve">(d) — The rupee belongs to India.</w:t>
+      </w:r>
+    </w:p>
+    <w:p>
+      <w:r>
+        <w:t xml:space="preserve">⚠️ Exam Trap: Currency-to-country matching — "US = dollar, UK = pound, Japan = yen, India = rupee, EU = euro."</w:t>
+      </w:r>
+    </w:p>
+    <w:p>
+      <w:r>
+        <w:t xml:space="preserve">💎 PNC Pearl: "Dollar for the US, pound for the UK, yen for Japan — one country, one currency."</w:t>
+      </w:r>
+    </w:p>
+    <w:p>
+      <w:r>
+        <w:t xml:space="preserve">Positive Marks: 1</w:t>
+      </w:r>
+    </w:p>
+    <w:p>
+      <w:r>
+        <w:t xml:space="preserve">Negative Marks: 0.25</w:t>
+      </w:r>
+    </w:p>
+    <w:p>
+      <w:r>
+        <w:t xml:space="preserve"/>
+      </w:r>
+    </w:p>
+    <w:p>
+      <w:r>
+        <w:t xml:space="preserve">Question: The largest hot desert in the world is the</w:t>
+      </w:r>
+    </w:p>
+    <w:p>
+      <w:r>
+        <w:t xml:space="preserve">(a) Sahara</w:t>
+      </w:r>
+    </w:p>
+    <w:p>
+      <w:r>
+        <w:t xml:space="preserve">(b) Thar</w:t>
+      </w:r>
+    </w:p>
+    <w:p>
+      <w:r>
+        <w:t xml:space="preserve">(c) Gobi</w:t>
+      </w:r>
+    </w:p>
+    <w:p>
+      <w:r>
+        <w:t xml:space="preserve">(d) Kalahari</w:t>
+      </w:r>
+    </w:p>
+    <w:p>
+      <w:r>
+        <w:t xml:space="preserve">Answer: a</w:t>
+      </w:r>
+    </w:p>
+    <w:p>
+      <w:r>
+        <w:t xml:space="preserve">Solution: ✅ Correct Answer: a</w:t>
+      </w:r>
+    </w:p>
+    <w:p>
+      <w:r>
+        <w:t xml:space="preserve">🧠 Reasoning: The Sahara in Africa is the largest HOT desert; Antarctica is the largest COLD desert overall.</w:t>
+      </w:r>
+    </w:p>
+    <w:p>
+      <w:r>
+        <w:t xml:space="preserve">❌ Why Not Other Options?</w:t>
+      </w:r>
+    </w:p>
+    <w:p>
+      <w:r>
+        <w:t xml:space="preserve">(b) — The Thar is in India/Pakistan — much smaller.</w:t>
+      </w:r>
+    </w:p>
+    <w:p>
+      <w:r>
+        <w:t xml:space="preserve">(c) — The Gobi is in Asia — a cold desert.</w:t>
+      </w:r>
+    </w:p>
+    <w:p>
+      <w:r>
+        <w:t xml:space="preserve">(d) — The Kalahari is in southern Africa — smaller.</w:t>
+      </w:r>
+    </w:p>
+    <w:p>
+      <w:r>
+        <w:t xml:space="preserve">⚠️ Exam Trap: "Sahara = largest HOT desert; Antarctica = largest desert overall (cold)" — the hot-vs-cold qualifier is the exam trap.</w:t>
+      </w:r>
+    </w:p>
+    <w:p>
+      <w:r>
+        <w:t xml:space="preserve">💎 PNC Pearl: "Sahara for hot, Antarctica for cold — the desert title depends on the temperature."</w:t>
+      </w:r>
+    </w:p>
+    <w:p>
+      <w:r>
+        <w:t xml:space="preserve">Positive Marks: 1</w:t>
+      </w:r>
+    </w:p>
+    <w:p>
+      <w:r>
+        <w:t xml:space="preserve">Negative Marks: 0.25</w:t>
+      </w:r>
+    </w:p>
+    <w:p>
+      <w:r>
+        <w:t xml:space="preserve"/>
+      </w:r>
+    </w:p>
+    <w:p>
+      <w:r>
+        <w:t xml:space="preserve">Question: If a dozen bananas cost Rs 60, what is the cost of one banana?</w:t>
+      </w:r>
+    </w:p>
+    <w:p>
+      <w:r>
+        <w:t xml:space="preserve">(a) Rs 3</w:t>
+      </w:r>
+    </w:p>
+    <w:p>
+      <w:r>
+        <w:t xml:space="preserve">(b) Rs 5</w:t>
+      </w:r>
+    </w:p>
+    <w:p>
+      <w:r>
+        <w:t xml:space="preserve">(c) Rs 6</w:t>
+      </w:r>
+    </w:p>
+    <w:p>
+      <w:r>
+        <w:t xml:space="preserve">(d) Rs 10</w:t>
+      </w:r>
+    </w:p>
+    <w:p>
+      <w:r>
+        <w:t xml:space="preserve">Answer: b</w:t>
+      </w:r>
+    </w:p>
+    <w:p>
+      <w:r>
+        <w:t xml:space="preserve">Solution: ✅ Correct Answer: b</w:t>
+      </w:r>
+    </w:p>
+    <w:p>
+      <w:r>
+        <w:t xml:space="preserve">🧠 Reasoning: 1 dozen = 12 bananas; cost of one = 60 ÷ 12 = Rs 5 (unitary method).</w:t>
+      </w:r>
+    </w:p>
+    <w:p>
+      <w:r>
+        <w:t xml:space="preserve">❌ Why Not Other Options?</w:t>
+      </w:r>
+    </w:p>
+    <w:p>
+      <w:r>
+        <w:t xml:space="preserve">(a) — Rs 3 would mean 12 bananas cost Rs 36.</w:t>
+      </w:r>
+    </w:p>
+    <w:p>
+      <w:r>
+        <w:t xml:space="preserve">(c) — Rs 6 would mean 12 bananas cost Rs 72.</w:t>
+      </w:r>
+    </w:p>
+    <w:p>
+      <w:r>
+        <w:t xml:space="preserve">(d) — Rs 10 would mean 12 bananas cost Rs 120.</w:t>
+      </w:r>
+    </w:p>
+    <w:p>
+      <w:r>
+        <w:t xml:space="preserve">⚠️ Exam Trap: "Dozen = 12" — remember the dozen conversion, then divide the total by 12.</w:t>
+      </w:r>
+    </w:p>
+    <w:p>
+      <w:r>
+        <w:t xml:space="preserve">💎 PNC Pearl: "Sixty rupees for a dozen — divide by 12 and each banana is 5."</w:t>
+      </w:r>
+    </w:p>
+    <w:p>
+      <w:r>
+        <w:t xml:space="preserve">Positive Marks: 1</w:t>
+      </w:r>
+    </w:p>
+    <w:p>
+      <w:r>
+        <w:t xml:space="preserve">Negative Marks: 0.25</w:t>
+      </w:r>
+    </w:p>
+    <w:p>
+      <w:r>
+        <w:t xml:space="preserve"/>
+      </w:r>
+    </w:p>
+    <w:p>
+      <w:r>
+        <w:t xml:space="preserve">Question: Find the next number in the series: 2, 5, 10, 17, 26, ?</w:t>
+      </w:r>
+    </w:p>
+    <w:p>
+      <w:r>
+        <w:t xml:space="preserve">(a) 33</w:t>
+      </w:r>
+    </w:p>
+    <w:p>
+      <w:r>
+        <w:t xml:space="preserve">(b) 35</w:t>
+      </w:r>
+    </w:p>
+    <w:p>
+      <w:r>
+        <w:t xml:space="preserve">(c) 37</w:t>
+      </w:r>
+    </w:p>
+    <w:p>
+      <w:r>
+        <w:t xml:space="preserve">(d) 39</w:t>
+      </w:r>
+    </w:p>
+    <w:p>
+      <w:r>
+        <w:t xml:space="preserve">Answer: c</w:t>
+      </w:r>
+    </w:p>
+    <w:p>
+      <w:r>
+        <w:t xml:space="preserve">Solution: ✅ Correct Answer: c</w:t>
+      </w:r>
+    </w:p>
+    <w:p>
+      <w:r>
+        <w:t xml:space="preserve">🧠 Reasoning: Differences are 3, 5, 7, 9 — consecutive odd numbers — so the next difference is 11 and the next term is 26 + 11 = 37.</w:t>
+      </w:r>
+    </w:p>
+    <w:p>
+      <w:r>
+        <w:t xml:space="preserve">❌ Why Not Other Options?</w:t>
+      </w:r>
+    </w:p>
+    <w:p>
+      <w:r>
+        <w:t xml:space="preserve">(a) — 33 adds 7, repeating an earlier gap.</w:t>
+      </w:r>
+    </w:p>
+    <w:p>
+      <w:r>
+        <w:t xml:space="preserve">(b) — 35 adds 9, one step behind.</w:t>
+      </w:r>
+    </w:p>
+    <w:p>
+      <w:r>
+        <w:t xml:space="preserve">(d) — 39 adds 13, skipping 11.</w:t>
+      </w:r>
+    </w:p>
+    <w:p>
+      <w:r>
+        <w:t xml:space="preserve">⚠️ Exam Trap: "Differences growing by 2 = add odd numbers" — write the differences down first; they reveal the pattern.</w:t>
+      </w:r>
+    </w:p>
+    <w:p>
+      <w:r>
+        <w:t xml:space="preserve">💎 PNC Pearl: "Gaps of 3, 5, 7, 9 climb by twos — the next jump is 11."</w:t>
+      </w:r>
+    </w:p>
+    <w:p>
+      <w:r>
+        <w:t xml:space="preserve">Positive Marks: 1</w:t>
+      </w:r>
+    </w:p>
+    <w:p>
+      <w:r>
+        <w:t xml:space="preserve">Negative Marks: 0.25</w:t>
+      </w:r>
+    </w:p>
+    <w:p>
+      <w:r>
+        <w:t xml:space="preserve"/>
+      </w:r>
+    </w:p>
+    <w:p>
+      <w:r>
+        <w:t xml:space="preserve">Question: A shopkeeper gives a 10% discount on an item marked at Rs 500. The selling price is</w:t>
+      </w:r>
+    </w:p>
+    <w:p>
+      <w:r>
+        <w:t xml:space="preserve">(a) Rs 400</w:t>
+      </w:r>
+    </w:p>
+    <w:p>
+      <w:r>
+        <w:t xml:space="preserve">(b) Rs 450</w:t>
+      </w:r>
+    </w:p>
+    <w:p>
+      <w:r>
+        <w:t xml:space="preserve">(c) Rs 475</w:t>
+      </w:r>
+    </w:p>
+    <w:p>
+      <w:r>
+        <w:t xml:space="preserve">(d) Rs 490</w:t>
+      </w:r>
+    </w:p>
+    <w:p>
+      <w:r>
+        <w:t xml:space="preserve">Answer: b</w:t>
+      </w:r>
+    </w:p>
+    <w:p>
+      <w:r>
+        <w:t xml:space="preserve">Solution: ✅ Correct Answer: b</w:t>
+      </w:r>
+    </w:p>
+    <w:p>
+      <w:r>
+        <w:t xml:space="preserve">🧠 Reasoning: Discount = 10% of 500 = Rs 50; selling price = 500 − 50 = Rs 450.</w:t>
+      </w:r>
+    </w:p>
+    <w:p>
+      <w:r>
+        <w:t xml:space="preserve">❌ Why Not Other Options?</w:t>
+      </w:r>
+    </w:p>
+    <w:p>
+      <w:r>
+        <w:t xml:space="preserve">(a) — Rs 400 would be a 20% discount.</w:t>
+      </w:r>
+    </w:p>
+    <w:p>
+      <w:r>
+        <w:t xml:space="preserve">(c) — Rs 475 would be a 5% discount.</w:t>
+      </w:r>
+    </w:p>
+    <w:p>
+      <w:r>
+        <w:t xml:space="preserve">(d) — Rs 490 would be a 2% discount.</w:t>
+      </w:r>
+    </w:p>
+    <w:p>
+      <w:r>
+        <w:t xml:space="preserve">⚠️ Exam Trap: "10% = one tenth — 500 ÷ 10 = 50 off instantly." Watch for options that subtract the wrong percentage.</w:t>
+      </w:r>
+    </w:p>
+    <w:p>
+      <w:r>
+        <w:t xml:space="preserve">💎 PNC Pearl: "Ten percent is one tenth — move the decimal once and subtract."</w:t>
+      </w:r>
+    </w:p>
+    <w:p>
+      <w:r>
+        <w:t xml:space="preserve">Positive Marks: 1</w:t>
+      </w:r>
+    </w:p>
+    <w:p>
+      <w:r>
+        <w:t xml:space="preserve">Negative Marks: 0.25</w:t>
+      </w:r>
+    </w:p>
+    <w:p>
+      <w:r>
+        <w:t xml:space="preserve"/>
+      </w:r>
+    </w:p>
+    <w:p>
+      <w:r>
+        <w:t xml:space="preserve">Question: The letters "www" in a website address stand for</w:t>
+      </w:r>
+    </w:p>
+    <w:p>
+      <w:r>
+        <w:t xml:space="preserve">(a) World Wide Web</w:t>
+      </w:r>
+    </w:p>
+    <w:p>
+      <w:r>
+        <w:t xml:space="preserve">(b) Web World Wide</w:t>
+      </w:r>
+    </w:p>
+    <w:p>
+      <w:r>
+        <w:t xml:space="preserve">(c) World Web Wide</w:t>
+      </w:r>
+    </w:p>
+    <w:p>
+      <w:r>
+        <w:t xml:space="preserve">(d) Wide World Web</w:t>
+      </w:r>
+    </w:p>
+    <w:p>
+      <w:r>
+        <w:t xml:space="preserve">Answer: a</w:t>
+      </w:r>
+    </w:p>
+    <w:p>
+      <w:r>
+        <w:t xml:space="preserve">Solution: ✅ Correct Answer: a</w:t>
+      </w:r>
+    </w:p>
+    <w:p>
+      <w:r>
+        <w:t xml:space="preserve">🧠 Reasoning: WWW stands for World Wide Web — the system of interlinked hypertext documents on the internet.</w:t>
+      </w:r>
+    </w:p>
+    <w:p>
+      <w:r>
+        <w:t xml:space="preserve">❌ Why Not Other Options?</w:t>
+      </w:r>
+    </w:p>
+    <w:p>
+      <w:r>
+        <w:t xml:space="preserve">(b) — "Web World Wide" is a word-order trap.</w:t>
+      </w:r>
+    </w:p>
+    <w:p>
+      <w:r>
+        <w:t xml:space="preserve">(c) — "World Web Wide" is a word-order trap.</w:t>
+      </w:r>
+    </w:p>
+    <w:p>
+      <w:r>
+        <w:t xml:space="preserve">(d) — "Wide World Web" is a word-order trap.</w:t>
+      </w:r>
+    </w:p>
+    <w:p>
+      <w:r>
+        <w:t xml:space="preserve">⚠️ Exam Trap: Word-order traps — the correct order is "World Wide Web," and it is distinct from the INTERNET (the network itself).</w:t>
+      </w:r>
+    </w:p>
+    <w:p>
+      <w:r>
+        <w:t xml:space="preserve">💎 PNC Pearl: "World Wide Web = the pages; the internet = the pipes — two things, one address."</w:t>
+      </w:r>
+    </w:p>
+    <w:p>
+      <w:r>
+        <w:t xml:space="preserve">Positive Marks: 1</w:t>
+      </w:r>
+    </w:p>
+    <w:p>
+      <w:r>
+        <w:t xml:space="preserve">Negative Marks: 0.25</w:t>
+      </w:r>
+    </w:p>
+    <w:p>
+      <w:r>
+        <w:t xml:space="preserve"/>
+      </w:r>
+    </w:p>
+    <w:p>
+      <w:r>
+        <w:t xml:space="preserve">Question: Which key is used to move the cursor to the beginning of the next line?</w:t>
+      </w:r>
+    </w:p>
+    <w:p>
+      <w:r>
+        <w:t xml:space="preserve">(a) Enter</w:t>
+      </w:r>
+    </w:p>
+    <w:p>
+      <w:r>
+        <w:t xml:space="preserve">(b) Backspace</w:t>
+      </w:r>
+    </w:p>
+    <w:p>
+      <w:r>
+        <w:t xml:space="preserve">(c) Shift</w:t>
+      </w:r>
+    </w:p>
+    <w:p>
+      <w:r>
+        <w:t xml:space="preserve">(d) Caps Lock</w:t>
+      </w:r>
+    </w:p>
+    <w:p>
+      <w:r>
+        <w:t xml:space="preserve">Answer: a</w:t>
+      </w:r>
+    </w:p>
+    <w:p>
+      <w:r>
+        <w:t xml:space="preserve">Solution: ✅ Correct Answer: a</w:t>
+      </w:r>
+    </w:p>
+    <w:p>
+      <w:r>
+        <w:t xml:space="preserve">🧠 Reasoning: The Enter (Return) key moves the cursor to the next line and submits input.</w:t>
+      </w:r>
+    </w:p>
+    <w:p>
+      <w:r>
+        <w:t xml:space="preserve">❌ Why Not Other Options?</w:t>
+      </w:r>
+    </w:p>
+    <w:p>
+      <w:r>
+        <w:t xml:space="preserve">(b) — Backspace deletes the character to the left.</w:t>
+      </w:r>
+    </w:p>
+    <w:p>
+      <w:r>
+        <w:t xml:space="preserve">(c) — Shift is a modifier key.</w:t>
+      </w:r>
+    </w:p>
+    <w:p>
+      <w:r>
+        <w:t xml:space="preserve">(d) — Caps Lock toggles capital letters.</w:t>
+      </w:r>
+    </w:p>
+    <w:p>
+      <w:r>
+        <w:t xml:space="preserve">⚠️ Exam Trap: "Enter = new line + submit; Backspace = delete left; Delete = delete right" — the key-function match is a standard computer question.</w:t>
+      </w:r>
+    </w:p>
+    <w:p>
+      <w:r>
+        <w:t xml:space="preserve">💎 PNC Pearl: "Enter ends the line and sends the input — the keyboard's 'go' button."</w:t>
+      </w:r>
+    </w:p>
+    <w:p>
+      <w:r>
+        <w:t xml:space="preserve">Positive Marks: 1</w:t>
+      </w:r>
+    </w:p>
+    <w:p>
+      <w:r>
+        <w:t xml:space="preserve">Negative Marks: 0.25</w:t>
+      </w:r>
+    </w:p>
+    <w:p>
+      <w:r>
+        <w:t xml:space="preserve"/>
+      </w:r>
+    </w:p>
+    <w:p>
+      <w:r>
+        <w:t xml:space="preserve">Question: The smallest unit of data in a computer is the</w:t>
+      </w:r>
+    </w:p>
+    <w:p>
+      <w:r>
+        <w:t xml:space="preserve">(a) Bit</w:t>
+      </w:r>
+    </w:p>
+    <w:p>
+      <w:r>
+        <w:t xml:space="preserve">(b) Byte</w:t>
+      </w:r>
+    </w:p>
+    <w:p>
+      <w:r>
+        <w:t xml:space="preserve">(c) Nibble</w:t>
+      </w:r>
+    </w:p>
+    <w:p>
+      <w:r>
+        <w:t xml:space="preserve">(d) Kilobyte</w:t>
+      </w:r>
+    </w:p>
+    <w:p>
+      <w:r>
+        <w:t xml:space="preserve">Answer: a</w:t>
+      </w:r>
+    </w:p>
+    <w:p>
+      <w:r>
+        <w:t xml:space="preserve">Solution: ✅ Correct Answer: a</w:t>
+      </w:r>
+    </w:p>
+    <w:p>
+      <w:r>
+        <w:t xml:space="preserve">🧠 Reasoning: A bit (0 or 1) is the smallest unit of computer data; 8 bits make one BYTE.</w:t>
+      </w:r>
+    </w:p>
+    <w:p>
+      <w:r>
+        <w:t xml:space="preserve">❌ Why Not Other Options?</w:t>
+      </w:r>
+    </w:p>
+    <w:p>
+      <w:r>
+        <w:t xml:space="preserve">(b) — A byte = 8 bits — larger than a bit.</w:t>
+      </w:r>
+    </w:p>
+    <w:p>
+      <w:r>
+        <w:t xml:space="preserve">(c) — A nibble = 4 bits.</w:t>
+      </w:r>
+    </w:p>
+    <w:p>
+      <w:r>
+        <w:t xml:space="preserve">(d) — A kilobyte = 1024 bytes.</w:t>
+      </w:r>
+    </w:p>
+    <w:p>
+      <w:r>
+        <w:t xml:space="preserve">⚠️ Exam Trap: The data ladder — "bit → nibble (4 bits) → byte (8 bits) → KB (1024 bytes) → MB → GB." 'Bit' is always the smallest.</w:t>
+      </w:r>
+    </w:p>
+    <w:p>
+      <w:r>
+        <w:t xml:space="preserve">💎 PNC Pearl: "A bit is a single 0 or 1 — the atom of all digital data."</w:t>
+      </w:r>
+    </w:p>
+    <w:p>
+      <w:r>
+        <w:t xml:space="preserve">Positive Marks: 1</w:t>
+      </w:r>
+    </w:p>
+    <w:p>
+      <w:r>
+        <w:t xml:space="preserve">Negative Marks: 0.25</w:t>
+      </w:r>
+    </w:p>
+    <w:p>
+      <w:r>
+        <w:t xml:space="preserve">Question: The national tree of India is the</w:t>
+      </w:r>
+    </w:p>
+    <w:p>
+      <w:r>
+        <w:t xml:space="preserve">(a) Banyan tree</w:t>
+      </w:r>
+    </w:p>
+    <w:p>
+      <w:r>
+        <w:t xml:space="preserve">(b) Mango tree</w:t>
+      </w:r>
+    </w:p>
+    <w:p>
+      <w:r>
+        <w:t xml:space="preserve">(c) Neem tree</w:t>
+      </w:r>
+    </w:p>
+    <w:p>
+      <w:r>
+        <w:t xml:space="preserve">(d) Peepal tree</w:t>
+      </w:r>
+    </w:p>
+    <w:p>
+      <w:r>
+        <w:t xml:space="preserve">Answer: a</w:t>
+      </w:r>
+    </w:p>
+    <w:p>
+      <w:r>
+        <w:t xml:space="preserve">Solution: ✅ Correct Answer: a</w:t>
+      </w:r>
+    </w:p>
+    <w:p>
+      <w:r>
+        <w:t xml:space="preserve">🧠 Reasoning: The banyan tree (Ficus benghalensis) is the national tree of India.</w:t>
+      </w:r>
+    </w:p>
+    <w:p>
+      <w:r>
+        <w:t xml:space="preserve">❌ Why Not Other Options?</w:t>
+      </w:r>
+    </w:p>
+    <w:p>
+      <w:r>
+        <w:t xml:space="preserve">(b) — The mango is the national FRUIT, not the tree.</w:t>
+      </w:r>
+    </w:p>
+    <w:p>
+      <w:r>
+        <w:t xml:space="preserve">(c) — The neem is valued medicinally but is not national.</w:t>
+      </w:r>
+    </w:p>
+    <w:p>
+      <w:r>
+        <w:t xml:space="preserve">(d) — The peepal is sacred but is not the national tree.</w:t>
+      </w:r>
+    </w:p>
+    <w:p>
+      <w:r>
+        <w:t xml:space="preserve">⚠️ Exam Trap: National symbols — "tree = banyan, fruit = mango, flower = lotus, animal = tiger, bird = peacock" — one line revises the set.</w:t>
+      </w:r>
+    </w:p>
+    <w:p>
+      <w:r>
+        <w:t xml:space="preserve">💎 PNC Pearl: "Banyan the tree, mango the fruit, lotus the flower — the national trio of nature."</w:t>
+      </w:r>
+    </w:p>
+    <w:p>
+      <w:r>
+        <w:t xml:space="preserve">Positive Marks: 1</w:t>
+      </w:r>
+    </w:p>
+    <w:p>
+      <w:r>
+        <w:t xml:space="preserve">Negative Marks: 0.25</w:t>
+      </w:r>
+    </w:p>
+    <w:p>
+      <w:r>
+        <w:t xml:space="preserve"/>
+      </w:r>
+    </w:p>
+    <w:p>
+      <w:r>
+        <w:t xml:space="preserve">Question: The "Red Fort" is located in</w:t>
+      </w:r>
+    </w:p>
+    <w:p>
+      <w:r>
+        <w:t xml:space="preserve">(a) Delhi</w:t>
+      </w:r>
+    </w:p>
+    <w:p>
+      <w:r>
+        <w:t xml:space="preserve">(b) Mumbai</w:t>
+      </w:r>
+    </w:p>
+    <w:p>
+      <w:r>
+        <w:t xml:space="preserve">(c) Agra</w:t>
+      </w:r>
+    </w:p>
+    <w:p>
+      <w:r>
+        <w:t xml:space="preserve">(d) Jaipur</w:t>
+      </w:r>
+    </w:p>
+    <w:p>
+      <w:r>
+        <w:t xml:space="preserve">Answer: a</w:t>
+      </w:r>
+    </w:p>
+    <w:p>
+      <w:r>
+        <w:t xml:space="preserve">Solution: ✅ Correct Answer: a</w:t>
+      </w:r>
+    </w:p>
+    <w:p>
+      <w:r>
+        <w:t xml:space="preserve">🧠 Reasoning: The Red Fort (Lal Qila), a UNESCO World Heritage Site, stands in Delhi on the banks of the Yamuna — the site of the PM's Independence Day address.</w:t>
+      </w:r>
+    </w:p>
+    <w:p>
+      <w:r>
+        <w:t xml:space="preserve">❌ Why Not Other Options?</w:t>
+      </w:r>
+    </w:p>
+    <w:p>
+      <w:r>
+        <w:t xml:space="preserve">(b) — Mumbai has the Gateway of India.</w:t>
+      </w:r>
+    </w:p>
+    <w:p>
+      <w:r>
+        <w:t xml:space="preserve">(c) — Agra has the Taj Mahal and Agra Fort.</w:t>
+      </w:r>
+    </w:p>
+    <w:p>
+      <w:r>
+        <w:t xml:space="preserve">(d) — Jaipur has the Hawa Mahal.</w:t>
+      </w:r>
+    </w:p>
+    <w:p>
+      <w:r>
+        <w:t xml:space="preserve">⚠️ Exam Trap: "Red Fort = Delhi; Agra Fort = Agra; Gateway of India = Mumbai" — the fort-to-city match is a classic GK trap.</w:t>
+      </w:r>
+    </w:p>
+    <w:p>
+      <w:r>
+        <w:t xml:space="preserve">💎 PNC Pearl: "The Red Fort in Delhi raises the flag on 15 August — every year."</w:t>
+      </w:r>
+    </w:p>
+    <w:p>
+      <w:r>
+        <w:t xml:space="preserve">Positive Marks: 1</w:t>
+      </w:r>
+    </w:p>
+    <w:p>
+      <w:r>
+        <w:t xml:space="preserve">Negative Marks: 0.25</w:t>
+      </w:r>
+    </w:p>
+    <w:p>
+      <w:r>
+        <w:t xml:space="preserve"/>
+      </w:r>
+    </w:p>
+    <w:p>
+      <w:r>
+        <w:t xml:space="preserve">Question: The planet known as the "Red Planet" is</w:t>
+      </w:r>
+    </w:p>
+    <w:p>
+      <w:r>
+        <w:t xml:space="preserve">(a) Mars</w:t>
+      </w:r>
+    </w:p>
+    <w:p>
+      <w:r>
+        <w:t xml:space="preserve">(b) Venus</w:t>
+      </w:r>
+    </w:p>
+    <w:p>
+      <w:r>
+        <w:t xml:space="preserve">(c) Jupiter</w:t>
+      </w:r>
+    </w:p>
+    <w:p>
+      <w:r>
+        <w:t xml:space="preserve">(d) Mercury</w:t>
+      </w:r>
+    </w:p>
+    <w:p>
+      <w:r>
+        <w:t xml:space="preserve">Answer: a</w:t>
+      </w:r>
+    </w:p>
+    <w:p>
+      <w:r>
+        <w:t xml:space="preserve">Solution: ✅ Correct Answer: a</w:t>
+      </w:r>
+    </w:p>
+    <w:p>
+      <w:r>
+        <w:t xml:space="preserve">🧠 Reasoning: Mars appears red because of iron oxide (rust) on its surface — hence the Red Planet.</w:t>
+      </w:r>
+    </w:p>
+    <w:p>
+      <w:r>
+        <w:t xml:space="preserve">❌ Why Not Other Options?</w:t>
+      </w:r>
+    </w:p>
+    <w:p>
+      <w:r>
+        <w:t xml:space="preserve">(b) — Venus is the brightest planet, the 'Evening Star'.</w:t>
+      </w:r>
+    </w:p>
+    <w:p>
+      <w:r>
+        <w:t xml:space="preserve">(c) — Jupiter is the largest planet.</w:t>
+      </w:r>
+    </w:p>
+    <w:p>
+      <w:r>
+        <w:t xml:space="preserve">(d) — Mercury is the smallest planet.</w:t>
+      </w:r>
+    </w:p>
+    <w:p>
+      <w:r>
+        <w:t xml:space="preserve">⚠️ Exam Trap: Planet nicknames — "Mars = Red, Venus = Morning/Evening Star, Earth = Blue Planet, Saturn = Ringed Planet."</w:t>
+      </w:r>
+    </w:p>
+    <w:p>
+      <w:r>
+        <w:t xml:space="preserve">💎 PNC Pearl: "Rusty Mars is the red planet; Venus shines as the evening star."</w:t>
+      </w:r>
+    </w:p>
+    <w:p>
+      <w:r>
+        <w:t xml:space="preserve">Positive Marks: 1</w:t>
+      </w:r>
+    </w:p>
+    <w:p>
+      <w:r>
+        <w:t xml:space="preserve">Negative Marks: 0.25</w:t>
+      </w:r>
+    </w:p>
+    <w:p>
+      <w:r>
+        <w:t xml:space="preserve"/>
+      </w:r>
+    </w:p>
+    <w:p>
+      <w:r>
+        <w:t xml:space="preserve">Question: The ratio 4:5 expressed as a percentage is</w:t>
+      </w:r>
+    </w:p>
+    <w:p>
+      <w:r>
+        <w:t xml:space="preserve">(a) 70%</w:t>
+      </w:r>
+    </w:p>
+    <w:p>
+      <w:r>
+        <w:t xml:space="preserve">(b) 80%</w:t>
+      </w:r>
+    </w:p>
+    <w:p>
+      <w:r>
+        <w:t xml:space="preserve">(c) 90%</w:t>
+      </w:r>
+    </w:p>
+    <w:p>
+      <w:r>
+        <w:t xml:space="preserve">(d) 125%</w:t>
+      </w:r>
+    </w:p>
+    <w:p>
+      <w:r>
+        <w:t xml:space="preserve">Answer: b</w:t>
+      </w:r>
+    </w:p>
+    <w:p>
+      <w:r>
+        <w:t xml:space="preserve">Solution: ✅ Correct Answer: b</w:t>
+      </w:r>
+    </w:p>
+    <w:p>
+      <w:r>
+        <w:t xml:space="preserve">🧠 Reasoning: 4:5 = 4/5 = 0.8 = 80%.</w:t>
+      </w:r>
+    </w:p>
+    <w:p>
+      <w:r>
+        <w:t xml:space="preserve">❌ Why Not Other Options?</w:t>
+      </w:r>
+    </w:p>
+    <w:p>
+      <w:r>
+        <w:t xml:space="preserve">(a) — 70% would be 7:10.</w:t>
+      </w:r>
+    </w:p>
+    <w:p>
+      <w:r>
+        <w:t xml:space="preserve">(c) — 90% would be 9:10.</w:t>
+      </w:r>
+    </w:p>
+    <w:p>
+      <w:r>
+        <w:t xml:space="preserve">(d) — 125% would be 5:4 — the inverted ratio (a trap).</w:t>
+      </w:r>
+    </w:p>
+    <w:p>
+      <w:r>
+        <w:t xml:space="preserve">⚠️ Exam Trap: "Ratio to percent = (first ÷ second) × 100." Watch for the inverted-ratio trap (5:4 = 125%).</w:t>
+      </w:r>
+    </w:p>
+    <w:p>
+      <w:r>
+        <w:t xml:space="preserve">💎 PNC Pearl: "Four of five parts is 80% — divide first by second, then × 100."</w:t>
+      </w:r>
+    </w:p>
+    <w:p>
+      <w:r>
+        <w:t xml:space="preserve">Positive Marks: 1</w:t>
+      </w:r>
+    </w:p>
+    <w:p>
+      <w:r>
+        <w:t xml:space="preserve">Negative Marks: 0.25</w:t>
+      </w:r>
+    </w:p>
+    <w:p>
+      <w:r>
+        <w:t xml:space="preserve"/>
+      </w:r>
+    </w:p>
+    <w:p>
+      <w:r>
+        <w:t xml:space="preserve">Question: If the sum of two numbers is 30 and one of them is 12, the other number is</w:t>
+      </w:r>
+    </w:p>
+    <w:p>
+      <w:r>
+        <w:t xml:space="preserve">(a) 16</w:t>
+      </w:r>
+    </w:p>
+    <w:p>
+      <w:r>
+        <w:t xml:space="preserve">(b) 18</w:t>
+      </w:r>
+    </w:p>
+    <w:p>
+      <w:r>
+        <w:t xml:space="preserve">(c) 20</w:t>
+      </w:r>
+    </w:p>
+    <w:p>
+      <w:r>
+        <w:t xml:space="preserve">(d) 42</w:t>
+      </w:r>
+    </w:p>
+    <w:p>
+      <w:r>
+        <w:t xml:space="preserve">Answer: b</w:t>
+      </w:r>
+    </w:p>
+    <w:p>
+      <w:r>
+        <w:t xml:space="preserve">Solution: ✅ Correct Answer: b</w:t>
+      </w:r>
+    </w:p>
+    <w:p>
+      <w:r>
+        <w:t xml:space="preserve">🧠 Reasoning: The other number = 30 − 12 = 18.</w:t>
+      </w:r>
+    </w:p>
+    <w:p>
+      <w:r>
+        <w:t xml:space="preserve">❌ Why Not Other Options?</w:t>
+      </w:r>
+    </w:p>
+    <w:p>
+      <w:r>
+        <w:t xml:space="preserve">(a) — 16 would make the sum 28.</w:t>
+      </w:r>
+    </w:p>
+    <w:p>
+      <w:r>
+        <w:t xml:space="preserve">(c) — 20 would make the sum 32.</w:t>
+      </w:r>
+    </w:p>
+    <w:p>
+      <w:r>
+        <w:t xml:space="preserve">(d) — 42 ADDS the two instead of subtracting — the classic trap.</w:t>
+      </w:r>
+    </w:p>
+    <w:p>
+      <w:r>
+        <w:t xml:space="preserve">⚠️ Exam Trap: "Sum − known part = unknown part" — always subtract when one part is missing.</w:t>
+      </w:r>
+    </w:p>
+    <w:p>
+      <w:r>
+        <w:t xml:space="preserve">💎 PNC Pearl: "Thirty minus twelve is eighteen — find the missing part by subtracting."</w:t>
+      </w:r>
+    </w:p>
+    <w:p>
+      <w:r>
+        <w:t xml:space="preserve">Positive Marks: 1</w:t>
+      </w:r>
+    </w:p>
+    <w:p>
+      <w:r>
+        <w:t xml:space="preserve">Negative Marks: 0.25</w:t>
+      </w:r>
+    </w:p>
+    <w:p>
+      <w:r>
+        <w:t xml:space="preserve"/>
+      </w:r>
+    </w:p>
+    <w:p>
+      <w:r>
+        <w:t xml:space="preserve">Question: Find the next number in the series: 1, 1, 2, 6, 24, ?</w:t>
+      </w:r>
+    </w:p>
+    <w:p>
+      <w:r>
+        <w:t xml:space="preserve">(a) 48</w:t>
+      </w:r>
+    </w:p>
+    <w:p>
+      <w:r>
+        <w:t xml:space="preserve">(b) 72</w:t>
+      </w:r>
+    </w:p>
+    <w:p>
+      <w:r>
+        <w:t xml:space="preserve">(c) 120</w:t>
+      </w:r>
+    </w:p>
+    <w:p>
+      <w:r>
+        <w:t xml:space="preserve">(d) 144</w:t>
+      </w:r>
+    </w:p>
+    <w:p>
+      <w:r>
+        <w:t xml:space="preserve">Answer: c</w:t>
+      </w:r>
+    </w:p>
+    <w:p>
+      <w:r>
+        <w:t xml:space="preserve">Solution: ✅ Correct Answer: c</w:t>
+      </w:r>
+    </w:p>
+    <w:p>
+      <w:r>
+        <w:t xml:space="preserve">🧠 Reasoning: The series multiplies by successive integers: ×1, ×2, ×3, ×4 — so the next term is 24 × 5 = 120 (this is the factorial series).</w:t>
+      </w:r>
+    </w:p>
+    <w:p>
+      <w:r>
+        <w:t xml:space="preserve">❌ Why Not Other Options?</w:t>
+      </w:r>
+    </w:p>
+    <w:p>
+      <w:r>
+        <w:t xml:space="preserve">(a) — 48 would be 24 × 2 — skipping the ×5 step.</w:t>
+      </w:r>
+    </w:p>
+    <w:p>
+      <w:r>
+        <w:t xml:space="preserve">(b) — 72 would be 24 × 3.</w:t>
+      </w:r>
+    </w:p>
+    <w:p>
+      <w:r>
+        <w:t xml:space="preserve">(d) — 144 would be 24 × 6.</w:t>
+      </w:r>
+    </w:p>
+    <w:p>
+      <w:r>
+        <w:t xml:space="preserve">⚠️ Exam Trap: "Factorial series multiplies by 1, 2, 3, 4, 5…" — the multiplier climbs by one each step.</w:t>
+      </w:r>
+    </w:p>
+    <w:p>
+      <w:r>
+        <w:t xml:space="preserve">💎 PNC Pearl: "1, 1, 2, 6, 24 = factorials — 24 × 5 = 120."</w:t>
+      </w:r>
+    </w:p>
+    <w:p>
+      <w:r>
+        <w:t xml:space="preserve">Positive Marks: 1</w:t>
+      </w:r>
+    </w:p>
+    <w:p>
+      <w:r>
+        <w:t xml:space="preserve">Negative Marks: 0.25</w:t>
+      </w:r>
+    </w:p>
+    <w:p>
+      <w:r>
+        <w:t xml:space="preserve"/>
+      </w:r>
+    </w:p>
+    <w:p>
+      <w:r>
+        <w:t xml:space="preserve">Question: A square has an area of 36 cm square. The length of its side is</w:t>
+      </w:r>
+    </w:p>
+    <w:p>
+      <w:r>
+        <w:t xml:space="preserve">(a) 4 cm</w:t>
+      </w:r>
+    </w:p>
+    <w:p>
+      <w:r>
+        <w:t xml:space="preserve">(b) 6 cm</w:t>
+      </w:r>
+    </w:p>
+    <w:p>
+      <w:r>
+        <w:t xml:space="preserve">(c) 9 cm</w:t>
+      </w:r>
+    </w:p>
+    <w:p>
+      <w:r>
+        <w:t xml:space="preserve">(d) 12 cm</w:t>
+      </w:r>
+    </w:p>
+    <w:p>
+      <w:r>
+        <w:t xml:space="preserve">Answer: b</w:t>
+      </w:r>
+    </w:p>
+    <w:p>
+      <w:r>
+        <w:t xml:space="preserve">Solution: ✅ Correct Answer: b</w:t>
+      </w:r>
+    </w:p>
+    <w:p>
+      <w:r>
+        <w:t xml:space="preserve">🧠 Reasoning: Area = side × side = 36, so side = √36 = 6 cm.</w:t>
+      </w:r>
+    </w:p>
+    <w:p>
+      <w:r>
+        <w:t xml:space="preserve">❌ Why Not Other Options?</w:t>
+      </w:r>
+    </w:p>
+    <w:p>
+      <w:r>
+        <w:t xml:space="preserve">(a) — 4² = 16, not 36.</w:t>
+      </w:r>
+    </w:p>
+    <w:p>
+      <w:r>
+        <w:t xml:space="preserve">(c) — 9² = 81, not 36.</w:t>
+      </w:r>
+    </w:p>
+    <w:p>
+      <w:r>
+        <w:t xml:space="preserve">(d) — 12² = 144, not 36.</w:t>
+      </w:r>
+    </w:p>
+    <w:p>
+      <w:r>
+        <w:t xml:space="preserve">⚠️ Exam Trap: "Area of a square → take the SQUARE ROOT to find the side; perimeter → divide by 4."</w:t>
+      </w:r>
+    </w:p>
+    <w:p>
+      <w:r>
+        <w:t xml:space="preserve">💎 PNC Pearl: "Thirty-six is six squared — the side is the square root of the area."</w:t>
+      </w:r>
+    </w:p>
+    <w:p>
+      <w:r>
+        <w:t xml:space="preserve">Positive Marks: 1</w:t>
+      </w:r>
+    </w:p>
+    <w:p>
+      <w:r>
+        <w:t xml:space="preserve">Negative Marks: 0.25</w:t>
+      </w:r>
+    </w:p>
+    <w:p>
+      <w:r>
+        <w:t xml:space="preserve"/>
+      </w:r>
+    </w:p>
+    <w:p>
+      <w:r>
+        <w:t xml:space="preserve">Question: Which of the following is an output device?</w:t>
+      </w:r>
+    </w:p>
+    <w:p>
+      <w:r>
+        <w:t xml:space="preserve">(a) Monitor</w:t>
+      </w:r>
+    </w:p>
+    <w:p>
+      <w:r>
+        <w:t xml:space="preserve">(b) Keyboard</w:t>
+      </w:r>
+    </w:p>
+    <w:p>
+      <w:r>
+        <w:t xml:space="preserve">(c) Mouse</w:t>
+      </w:r>
+    </w:p>
+    <w:p>
+      <w:r>
+        <w:t xml:space="preserve">(d) Scanner</w:t>
+      </w:r>
+    </w:p>
+    <w:p>
+      <w:r>
+        <w:t xml:space="preserve">Answer: a</w:t>
+      </w:r>
+    </w:p>
+    <w:p>
+      <w:r>
+        <w:t xml:space="preserve">Solution: ✅ Correct Answer: a</w:t>
+      </w:r>
+    </w:p>
+    <w:p>
+      <w:r>
+        <w:t xml:space="preserve">🧠 Reasoning: The monitor displays output — an output device.</w:t>
+      </w:r>
+    </w:p>
+    <w:p>
+      <w:r>
+        <w:t xml:space="preserve">❌ Why Not Other Options?</w:t>
+      </w:r>
+    </w:p>
+    <w:p>
+      <w:r>
+        <w:t xml:space="preserve">(b) — The keyboard is an INPUT device.</w:t>
+      </w:r>
+    </w:p>
+    <w:p>
+      <w:r>
+        <w:t xml:space="preserve">(c) — The mouse is an INPUT device.</w:t>
+      </w:r>
+    </w:p>
+    <w:p>
+      <w:r>
+        <w:t xml:space="preserve">(d) — The scanner is an INPUT device.</w:t>
+      </w:r>
+    </w:p>
+    <w:p>
+      <w:r>
+        <w:t xml:space="preserve">⚠️ Exam Trap: "Output = monitor, printer, speaker; input = keyboard, mouse, scanner, mic" — split the list and the answer is obvious.</w:t>
+      </w:r>
+    </w:p>
+    <w:p>
+      <w:r>
+        <w:t xml:space="preserve">💎 PNC Pearl: "The monitor shows what the computer says — that's output, plain and simple."</w:t>
+      </w:r>
+    </w:p>
+    <w:p>
+      <w:r>
+        <w:t xml:space="preserve">Positive Marks: 1</w:t>
+      </w:r>
+    </w:p>
+    <w:p>
+      <w:r>
+        <w:t xml:space="preserve">Negative Marks: 0.25</w:t>
+      </w:r>
+    </w:p>
+    <w:p>
+      <w:r>
+        <w:t xml:space="preserve"/>
+      </w:r>
+    </w:p>
+    <w:p>
+      <w:r>
+        <w:t xml:space="preserve">Question: The keyboard, mouse and scanner are examples of</w:t>
+      </w:r>
+    </w:p>
+    <w:p>
+      <w:r>
+        <w:t xml:space="preserve">(a) Input devices</w:t>
+      </w:r>
+    </w:p>
+    <w:p>
+      <w:r>
+        <w:t xml:space="preserve">(b) Output devices</w:t>
+      </w:r>
+    </w:p>
+    <w:p>
+      <w:r>
+        <w:t xml:space="preserve">(c) Storage devices</w:t>
+      </w:r>
+    </w:p>
+    <w:p>
+      <w:r>
+        <w:t xml:space="preserve">(d) Processing devices</w:t>
+      </w:r>
+    </w:p>
+    <w:p>
+      <w:r>
+        <w:t xml:space="preserve">Answer: a</w:t>
+      </w:r>
+    </w:p>
+    <w:p>
+      <w:r>
+        <w:t xml:space="preserve">Solution: ✅ Correct Answer: a</w:t>
+      </w:r>
+    </w:p>
+    <w:p>
+      <w:r>
+        <w:t xml:space="preserve">🧠 Reasoning: Input devices feed data INTO the computer — keyboard, mouse, scanner, microphone.</w:t>
+      </w:r>
+    </w:p>
+    <w:p>
+      <w:r>
+        <w:t xml:space="preserve">❌ Why Not Other Options?</w:t>
+      </w:r>
+    </w:p>
+    <w:p>
+      <w:r>
+        <w:t xml:space="preserve">(b) — Output devices (printer, monitor) display or print results.</w:t>
+      </w:r>
+    </w:p>
+    <w:p>
+      <w:r>
+        <w:t xml:space="preserve">(c) — Storage devices (hard disk) save data.</w:t>
+      </w:r>
+    </w:p>
+    <w:p>
+      <w:r>
+        <w:t xml:space="preserve">(d) — Processing happens in the CPU.</w:t>
+      </w:r>
+    </w:p>
+    <w:p>
+      <w:r>
+        <w:t xml:space="preserve">⚠️ Exam Trap: "Input feeds in; output shows out; storage keeps; the CPU processes" — the four categories are a guaranteed computer-basics question.</w:t>
+      </w:r>
+    </w:p>
+    <w:p>
+      <w:r>
+        <w:t xml:space="preserve">💎 PNC Pearl: "Keyboard, mouse, scanner — the three friends that feed the computer."</w:t>
+      </w:r>
+    </w:p>
+    <w:p>
+      <w:r>
+        <w:t xml:space="preserve">Positive Marks: 1</w:t>
+      </w:r>
+    </w:p>
+    <w:p>
+      <w:r>
+        <w:t xml:space="preserve">Negative Marks: 0.25</w:t>
+      </w:r>
+    </w:p>
+    <w:p>
+      <w:r>
+        <w:t xml:space="preserve"/>
+      </w:r>
+    </w:p>
+    <w:p>
+      <w:r>
+        <w:t xml:space="preserve">Question: The keyboard shortcut used to select all text in a document is</w:t>
+      </w:r>
+    </w:p>
+    <w:p>
+      <w:r>
+        <w:t xml:space="preserve">(a) Ctrl + A</w:t>
+      </w:r>
+    </w:p>
+    <w:p>
+      <w:r>
+        <w:t xml:space="preserve">(b) Ctrl + C</w:t>
+      </w:r>
+    </w:p>
+    <w:p>
+      <w:r>
+        <w:t xml:space="preserve">(c) Ctrl + S</w:t>
+      </w:r>
+    </w:p>
+    <w:p>
+      <w:r>
+        <w:t xml:space="preserve">(d) Ctrl + P</w:t>
+      </w:r>
+    </w:p>
+    <w:p>
+      <w:r>
+        <w:t xml:space="preserve">Answer: a</w:t>
+      </w:r>
+    </w:p>
+    <w:p>
+      <w:r>
+        <w:t xml:space="preserve">Solution: ✅ Correct Answer: a</w:t>
+      </w:r>
+    </w:p>
+    <w:p>
+      <w:r>
+        <w:t xml:space="preserve">🧠 Reasoning: Ctrl+A selects ALL content in the document or window.</w:t>
+      </w:r>
+    </w:p>
+    <w:p>
+      <w:r>
+        <w:t xml:space="preserve">❌ Why Not Other Options?</w:t>
+      </w:r>
+    </w:p>
+    <w:p>
+      <w:r>
+        <w:t xml:space="preserve">(b) — Ctrl+C COPIES the selection.</w:t>
+      </w:r>
+    </w:p>
+    <w:p>
+      <w:r>
+        <w:t xml:space="preserve">(c) — Ctrl+S SAVES.</w:t>
+      </w:r>
+    </w:p>
+    <w:p>
+      <w:r>
+        <w:t xml:space="preserve">(d) — Ctrl+P PRINTS.</w:t>
+      </w:r>
+    </w:p>
+    <w:p>
+      <w:r>
+        <w:t xml:space="preserve">⚠️ Exam Trap: The shortcut set — "A = All, C = Copy, S = Save, P = Print, X = Cut, V = Paste, Z = Undo."</w:t>
+      </w:r>
+    </w:p>
+    <w:p>
+      <w:r>
+        <w:t xml:space="preserve">💎 PNC Pearl: "A for All — Ctrl+A grabs everything in one keystroke."</w:t>
+      </w:r>
+    </w:p>
+    <w:p>
+      <w:r>
+        <w:t xml:space="preserve">Positive Marks: 1</w:t>
+      </w:r>
+    </w:p>
+    <w:p>
+      <w:r>
+        <w:t xml:space="preserve">Negative Marks: 0.25</w:t>
       </w:r>
     </w:p>
     <w:sectPr>
       <w:pgSz w:w="12240" w:h="15840"/>
-      <w:pgMar w:top="864" w:right="1008" w:bottom="864" w:left="1008" w:header="720" w:footer="720" w:gutter="0"/>
+      <w:pgMar w:top="1440" w:right="1800" w:bottom="1440" w:left="1800" w:header="720" w:footer="720" w:gutter="0"/>
       <w:cols w:space="720"/>
       <w:docGrid w:linePitch="360"/>
     </w:sectPr>
@@ -2535,10 +2065,6 @@
     <w:name w:val="Normal"/>
     <w:qFormat/>
     <w:rsid w:val="00FC693F"/>
-    <w:rPr>
-      <w:rFonts w:ascii="Calibri" w:hAnsi="Calibri"/>
-      <w:sz w:val="22"/>
-    </w:rPr>
   </w:style>
   <w:style w:type="paragraph" w:styleId="Header">
     <w:name w:val="header"/>
